--- a/public/assets/files/niestacjonarne/ZPR.docx
+++ b/public/assets/files/niestacjonarne/ZPR.docx
@@ -523,6 +523,7 @@
                 <w:i w:val="0"/>
                 <w:sz w:val="22"/>
               </w:rPr>
+              <w:t>I</w:t>
             </w:r>
           </w:p>
         </w:tc>
@@ -560,6 +561,7 @@
                 <w:i w:val="0"/>
                 <w:sz w:val="22"/>
               </w:rPr>
+              <w:t>obieralny</w:t>
             </w:r>
           </w:p>
         </w:tc>

--- a/public/assets/files/niestacjonarne/ZPR.docx
+++ b/public/assets/files/niestacjonarne/ZPR.docx
@@ -681,12 +681,22 @@
         <w:tblW w:w="5000" w:type="pct"/>
       </w:tblPr>
       <w:tblGrid>
-        <w:gridCol w:w="9972"/>
+        <w:gridCol w:w="997"/>
+        <w:gridCol w:w="997"/>
+        <w:gridCol w:w="997"/>
+        <w:gridCol w:w="997"/>
+        <w:gridCol w:w="997"/>
+        <w:gridCol w:w="997"/>
+        <w:gridCol w:w="997"/>
+        <w:gridCol w:w="997"/>
+        <w:gridCol w:w="997"/>
+        <w:gridCol w:w="997"/>
       </w:tblGrid>
       <w:tr>
         <w:tc>
           <w:tcPr>
-            <w:tcW w:type="dxa" w:w="9972"/>
+            <w:tcW w:type="dxa" w:w="9970"/>
+            <w:gridSpan w:val="10"/>
             <w:shd w:val="clear" w:color="auto" w:fill="D9D9D9"/>
           </w:tcPr>
           <w:p>
@@ -705,31 +715,34 @@
           </w:p>
         </w:tc>
       </w:tr>
-    </w:tbl>
-    <w:tbl>
-      <w:tblPr>
-        <w:tblW w:type="auto" w:w="0"/>
-        <w:tblLook w:firstColumn="1" w:firstRow="1" w:lastColumn="0" w:lastRow="0" w:noHBand="0" w:noVBand="1" w:val="04A0"/>
-        <w:tblBorders>
-          <w:top w:val="single" w:sz="4" w:space="0" w:color="000000"/>
-          <w:left w:val="single" w:sz="4" w:space="0" w:color="000000"/>
-          <w:bottom w:val="single" w:sz="4" w:space="0" w:color="000000"/>
-          <w:right w:val="single" w:sz="4" w:space="0" w:color="000000"/>
-          <w:insideH w:val="single" w:sz="4" w:space="0" w:color="000000"/>
-          <w:insideV w:val="single" w:sz="4" w:space="0" w:color="000000"/>
-        </w:tblBorders>
-        <w:tblW w:w="5000" w:type="pct"/>
-      </w:tblPr>
-      <w:tblGrid>
-        <w:gridCol w:w="2493"/>
-        <w:gridCol w:w="2493"/>
-        <w:gridCol w:w="2493"/>
-        <w:gridCol w:w="2493"/>
-      </w:tblGrid>
       <w:tr>
         <w:tc>
           <w:tcPr>
-            <w:tcW w:type="dxa" w:w="2493"/>
+            <w:tcW w:type="dxa" w:w="9970"/>
+            <w:gridSpan w:val="10"/>
+            <w:shd w:val="clear" w:color="auto" w:fill="D9D9D9"/>
+          </w:tcPr>
+          <w:p>
+            <w:pPr>
+              <w:spacing w:before="20" w:after="20"/>
+            </w:pPr>
+            <w:r>
+              <w:rPr>
+                <w:rFonts w:ascii="Aptos" w:hAnsi="Aptos"/>
+                <w:b w:val="0"/>
+                <w:i w:val="0"/>
+                <w:sz w:val="16"/>
+              </w:rPr>
+              <w:t>Wymiar godzinowy (liczba godzin w semestrze)</w:t>
+            </w:r>
+          </w:p>
+        </w:tc>
+      </w:tr>
+      <w:tr>
+        <w:tc>
+          <w:tcPr>
+            <w:tcW w:type="dxa" w:w="1994"/>
+            <w:gridSpan w:val="2"/>
             <w:shd w:val="clear" w:color="auto" w:fill="D9D9D9"/>
           </w:tcPr>
           <w:p>
@@ -749,7 +762,8 @@
         </w:tc>
         <w:tc>
           <w:tcPr>
-            <w:tcW w:type="dxa" w:w="2493"/>
+            <w:tcW w:type="dxa" w:w="2991"/>
+            <w:gridSpan w:val="3"/>
             <w:shd w:val="clear" w:color="auto" w:fill="D9D9D9"/>
           </w:tcPr>
           <w:p>
@@ -769,7 +783,8 @@
         </w:tc>
         <w:tc>
           <w:tcPr>
-            <w:tcW w:type="dxa" w:w="2493"/>
+            <w:tcW w:type="dxa" w:w="2991"/>
+            <w:gridSpan w:val="3"/>
             <w:shd w:val="clear" w:color="auto" w:fill="D9D9D9"/>
           </w:tcPr>
           <w:p>
@@ -789,7 +804,8 @@
         </w:tc>
         <w:tc>
           <w:tcPr>
-            <w:tcW w:type="dxa" w:w="2493"/>
+            <w:tcW w:type="dxa" w:w="1994"/>
+            <w:gridSpan w:val="2"/>
             <w:shd w:val="clear" w:color="auto" w:fill="D9D9D9"/>
           </w:tcPr>
           <w:p>
@@ -811,7 +827,8 @@
       <w:tr>
         <w:tc>
           <w:tcPr>
-            <w:tcW w:type="dxa" w:w="2493"/>
+            <w:tcW w:type="dxa" w:w="1994"/>
+            <w:gridSpan w:val="2"/>
           </w:tcPr>
           <w:p>
             <w:pPr>
@@ -830,7 +847,8 @@
         </w:tc>
         <w:tc>
           <w:tcPr>
-            <w:tcW w:type="dxa" w:w="2493"/>
+            <w:tcW w:type="dxa" w:w="2991"/>
+            <w:gridSpan w:val="3"/>
           </w:tcPr>
           <w:p>
             <w:pPr>
@@ -849,7 +867,8 @@
         </w:tc>
         <w:tc>
           <w:tcPr>
-            <w:tcW w:type="dxa" w:w="2493"/>
+            <w:tcW w:type="dxa" w:w="2991"/>
+            <w:gridSpan w:val="3"/>
           </w:tcPr>
           <w:p>
             <w:pPr>
@@ -868,7 +887,8 @@
         </w:tc>
         <w:tc>
           <w:tcPr>
-            <w:tcW w:type="dxa" w:w="2493"/>
+            <w:tcW w:type="dxa" w:w="1994"/>
+            <w:gridSpan w:val="2"/>
           </w:tcPr>
           <w:p>
             <w:pPr>
@@ -886,30 +906,34 @@
           </w:p>
         </w:tc>
       </w:tr>
-    </w:tbl>
-    <w:tbl>
-      <w:tblPr>
-        <w:tblW w:type="auto" w:w="0"/>
-        <w:tblLook w:firstColumn="1" w:firstRow="1" w:lastColumn="0" w:lastRow="0" w:noHBand="0" w:noVBand="1" w:val="04A0"/>
-        <w:tblBorders>
-          <w:top w:val="single" w:sz="4" w:space="0" w:color="000000"/>
-          <w:left w:val="single" w:sz="4" w:space="0" w:color="000000"/>
-          <w:bottom w:val="single" w:sz="4" w:space="0" w:color="000000"/>
-          <w:right w:val="single" w:sz="4" w:space="0" w:color="000000"/>
-          <w:insideH w:val="single" w:sz="4" w:space="0" w:color="000000"/>
-          <w:insideV w:val="single" w:sz="4" w:space="0" w:color="000000"/>
-        </w:tblBorders>
-        <w:tblW w:w="5000" w:type="pct"/>
-      </w:tblPr>
-      <w:tblGrid>
-        <w:gridCol w:w="3324"/>
-        <w:gridCol w:w="3324"/>
-        <w:gridCol w:w="3324"/>
-      </w:tblGrid>
       <w:tr>
         <w:tc>
           <w:tcPr>
-            <w:tcW w:type="dxa" w:w="3324"/>
+            <w:tcW w:type="dxa" w:w="9970"/>
+            <w:gridSpan w:val="10"/>
+            <w:shd w:val="clear" w:color="auto" w:fill="D9D9D9"/>
+          </w:tcPr>
+          <w:p>
+            <w:pPr>
+              <w:spacing w:before="20" w:after="20"/>
+            </w:pPr>
+            <w:r>
+              <w:rPr>
+                <w:rFonts w:ascii="Aptos" w:hAnsi="Aptos"/>
+                <w:b/>
+                <w:i w:val="0"/>
+                <w:sz w:val="22"/>
+              </w:rPr>
+              <w:t>Bilans ECTS</w:t>
+            </w:r>
+          </w:p>
+        </w:tc>
+      </w:tr>
+      <w:tr>
+        <w:tc>
+          <w:tcPr>
+            <w:tcW w:type="dxa" w:w="4985"/>
+            <w:gridSpan w:val="5"/>
             <w:shd w:val="clear" w:color="auto" w:fill="D9D9D9"/>
           </w:tcPr>
           <w:p>
@@ -929,7 +953,8 @@
         </w:tc>
         <w:tc>
           <w:tcPr>
-            <w:tcW w:type="dxa" w:w="3324"/>
+            <w:tcW w:type="dxa" w:w="2991"/>
+            <w:gridSpan w:val="3"/>
             <w:shd w:val="clear" w:color="auto" w:fill="D9D9D9"/>
           </w:tcPr>
           <w:p>
@@ -949,7 +974,8 @@
         </w:tc>
         <w:tc>
           <w:tcPr>
-            <w:tcW w:type="dxa" w:w="3324"/>
+            <w:tcW w:type="dxa" w:w="1994"/>
+            <w:gridSpan w:val="2"/>
             <w:shd w:val="clear" w:color="auto" w:fill="D9D9D9"/>
           </w:tcPr>
           <w:p>
@@ -971,7 +997,8 @@
       <w:tr>
         <w:tc>
           <w:tcPr>
-            <w:tcW w:type="dxa" w:w="3324"/>
+            <w:tcW w:type="dxa" w:w="4985"/>
+            <w:gridSpan w:val="5"/>
           </w:tcPr>
           <w:p>
             <w:pPr>
@@ -990,7 +1017,8 @@
         </w:tc>
         <w:tc>
           <w:tcPr>
-            <w:tcW w:type="dxa" w:w="3324"/>
+            <w:tcW w:type="dxa" w:w="2991"/>
+            <w:gridSpan w:val="3"/>
           </w:tcPr>
           <w:p>
             <w:pPr>
@@ -1009,7 +1037,8 @@
         </w:tc>
         <w:tc>
           <w:tcPr>
-            <w:tcW w:type="dxa" w:w="3324"/>
+            <w:tcW w:type="dxa" w:w="1994"/>
+            <w:gridSpan w:val="2"/>
           </w:tcPr>
           <w:p>
             <w:pPr>
@@ -1030,7 +1059,8 @@
       <w:tr>
         <w:tc>
           <w:tcPr>
-            <w:tcW w:type="dxa" w:w="3324"/>
+            <w:tcW w:type="dxa" w:w="4985"/>
+            <w:gridSpan w:val="5"/>
           </w:tcPr>
           <w:p>
             <w:pPr>
@@ -1049,7 +1079,8 @@
         </w:tc>
         <w:tc>
           <w:tcPr>
-            <w:tcW w:type="dxa" w:w="3324"/>
+            <w:tcW w:type="dxa" w:w="2991"/>
+            <w:gridSpan w:val="3"/>
           </w:tcPr>
           <w:p>
             <w:pPr>
@@ -1068,7 +1099,8 @@
         </w:tc>
         <w:tc>
           <w:tcPr>
-            <w:tcW w:type="dxa" w:w="3324"/>
+            <w:tcW w:type="dxa" w:w="1994"/>
+            <w:gridSpan w:val="2"/>
           </w:tcPr>
           <w:p>
             <w:pPr>
@@ -1089,7 +1121,29 @@
       <w:tr>
         <w:tc>
           <w:tcPr>
-            <w:tcW w:type="dxa" w:w="3324"/>
+            <w:tcW w:type="dxa" w:w="4985"/>
+            <w:gridSpan w:val="5"/>
+            <w:shd w:val="clear" w:color="auto" w:fill="D9D9D9"/>
+          </w:tcPr>
+          <w:p>
+            <w:pPr>
+              <w:spacing w:before="20" w:after="20"/>
+            </w:pPr>
+            <w:r>
+              <w:rPr>
+                <w:rFonts w:ascii="Aptos" w:hAnsi="Aptos"/>
+                <w:b/>
+                <w:i w:val="0"/>
+                <w:sz w:val="16"/>
+              </w:rPr>
+              <w:t>Opis samodzielnej pracy studenta</w:t>
+            </w:r>
+          </w:p>
+        </w:tc>
+        <w:tc>
+          <w:tcPr>
+            <w:tcW w:type="dxa" w:w="4985"/>
+            <w:gridSpan w:val="5"/>
           </w:tcPr>
           <w:p>
             <w:pPr>
@@ -1102,45 +1156,6 @@
                 <w:i w:val="0"/>
                 <w:sz w:val="22"/>
               </w:rPr>
-              <w:t>Suma</w:t>
-            </w:r>
-          </w:p>
-        </w:tc>
-        <w:tc>
-          <w:tcPr>
-            <w:tcW w:type="dxa" w:w="3324"/>
-          </w:tcPr>
-          <w:p>
-            <w:pPr>
-              <w:spacing w:before="20" w:after="20"/>
-            </w:pPr>
-            <w:r>
-              <w:rPr>
-                <w:rFonts w:ascii="Aptos" w:hAnsi="Aptos"/>
-                <w:b w:val="0"/>
-                <w:i w:val="0"/>
-                <w:sz w:val="22"/>
-              </w:rPr>
-              <w:t>50</w:t>
-            </w:r>
-          </w:p>
-        </w:tc>
-        <w:tc>
-          <w:tcPr>
-            <w:tcW w:type="dxa" w:w="3324"/>
-          </w:tcPr>
-          <w:p>
-            <w:pPr>
-              <w:spacing w:before="20" w:after="20"/>
-            </w:pPr>
-            <w:r>
-              <w:rPr>
-                <w:rFonts w:ascii="Aptos" w:hAnsi="Aptos"/>
-                <w:b w:val="0"/>
-                <w:i w:val="0"/>
-                <w:sz w:val="22"/>
-              </w:rPr>
-              <w:t>2</w:t>
             </w:r>
           </w:p>
         </w:tc>
@@ -2098,14 +2113,14 @@
         <w:tblW w:w="5000" w:type="pct"/>
       </w:tblPr>
       <w:tblGrid>
-        <w:gridCol w:w="3324"/>
-        <w:gridCol w:w="3324"/>
-        <w:gridCol w:w="3324"/>
+        <w:gridCol w:w="680"/>
+        <w:gridCol w:w="4536"/>
+        <w:gridCol w:w="4252"/>
       </w:tblGrid>
       <w:tr>
         <w:tc>
           <w:tcPr>
-            <w:tcW w:type="dxa" w:w="9972"/>
+            <w:tcW w:type="dxa" w:w="9468"/>
             <w:gridSpan w:val="3"/>
             <w:shd w:val="clear" w:color="auto" w:fill="D9D9D9"/>
           </w:tcPr>
@@ -2128,7 +2143,7 @@
       <w:tr>
         <w:tc>
           <w:tcPr>
-            <w:tcW w:type="dxa" w:w="3324"/>
+            <w:tcW w:type="dxa" w:w="680"/>
             <w:shd w:val="clear" w:color="auto" w:fill="D9D9D9"/>
           </w:tcPr>
           <w:p>
@@ -2148,7 +2163,7 @@
         </w:tc>
         <w:tc>
           <w:tcPr>
-            <w:tcW w:type="dxa" w:w="3324"/>
+            <w:tcW w:type="dxa" w:w="4536"/>
             <w:shd w:val="clear" w:color="auto" w:fill="D9D9D9"/>
           </w:tcPr>
           <w:p>
@@ -2168,7 +2183,7 @@
         </w:tc>
         <w:tc>
           <w:tcPr>
-            <w:tcW w:type="dxa" w:w="3324"/>
+            <w:tcW w:type="dxa" w:w="4252"/>
             <w:shd w:val="clear" w:color="auto" w:fill="D9D9D9"/>
           </w:tcPr>
           <w:p>
@@ -2190,7 +2205,7 @@
       <w:tr>
         <w:tc>
           <w:tcPr>
-            <w:tcW w:type="dxa" w:w="3324"/>
+            <w:tcW w:type="dxa" w:w="680"/>
           </w:tcPr>
           <w:p>
             <w:pPr>
@@ -2209,7 +2224,7 @@
         </w:tc>
         <w:tc>
           <w:tcPr>
-            <w:tcW w:type="dxa" w:w="3324"/>
+            <w:tcW w:type="dxa" w:w="4536"/>
           </w:tcPr>
           <w:p>
             <w:pPr>
@@ -2228,7 +2243,7 @@
         </w:tc>
         <w:tc>
           <w:tcPr>
-            <w:tcW w:type="dxa" w:w="3324"/>
+            <w:tcW w:type="dxa" w:w="4252"/>
           </w:tcPr>
           <w:p>
             <w:pPr>
@@ -2248,7 +2263,7 @@
       <w:tr>
         <w:tc>
           <w:tcPr>
-            <w:tcW w:type="dxa" w:w="3324"/>
+            <w:tcW w:type="dxa" w:w="680"/>
           </w:tcPr>
           <w:p>
             <w:pPr>
@@ -2267,7 +2282,7 @@
         </w:tc>
         <w:tc>
           <w:tcPr>
-            <w:tcW w:type="dxa" w:w="3324"/>
+            <w:tcW w:type="dxa" w:w="4536"/>
           </w:tcPr>
           <w:p>
             <w:pPr>
@@ -2286,7 +2301,7 @@
         </w:tc>
         <w:tc>
           <w:tcPr>
-            <w:tcW w:type="dxa" w:w="3324"/>
+            <w:tcW w:type="dxa" w:w="4252"/>
           </w:tcPr>
           <w:p>
             <w:pPr>
@@ -2306,7 +2321,7 @@
       <w:tr>
         <w:tc>
           <w:tcPr>
-            <w:tcW w:type="dxa" w:w="3324"/>
+            <w:tcW w:type="dxa" w:w="680"/>
           </w:tcPr>
           <w:p>
             <w:pPr>
@@ -2325,7 +2340,7 @@
         </w:tc>
         <w:tc>
           <w:tcPr>
-            <w:tcW w:type="dxa" w:w="3324"/>
+            <w:tcW w:type="dxa" w:w="4536"/>
           </w:tcPr>
           <w:p>
             <w:pPr>
@@ -2344,7 +2359,7 @@
         </w:tc>
         <w:tc>
           <w:tcPr>
-            <w:tcW w:type="dxa" w:w="3324"/>
+            <w:tcW w:type="dxa" w:w="4252"/>
           </w:tcPr>
           <w:p>
             <w:pPr>
@@ -2364,7 +2379,7 @@
       <w:tr>
         <w:tc>
           <w:tcPr>
-            <w:tcW w:type="dxa" w:w="3324"/>
+            <w:tcW w:type="dxa" w:w="680"/>
           </w:tcPr>
           <w:p>
             <w:pPr>
@@ -2383,7 +2398,7 @@
         </w:tc>
         <w:tc>
           <w:tcPr>
-            <w:tcW w:type="dxa" w:w="3324"/>
+            <w:tcW w:type="dxa" w:w="4536"/>
           </w:tcPr>
           <w:p>
             <w:pPr>
@@ -2402,7 +2417,7 @@
         </w:tc>
         <w:tc>
           <w:tcPr>
-            <w:tcW w:type="dxa" w:w="3324"/>
+            <w:tcW w:type="dxa" w:w="4252"/>
           </w:tcPr>
           <w:p>
             <w:pPr>
@@ -2422,7 +2437,7 @@
       <w:tr>
         <w:tc>
           <w:tcPr>
-            <w:tcW w:type="dxa" w:w="3324"/>
+            <w:tcW w:type="dxa" w:w="680"/>
           </w:tcPr>
           <w:p>
             <w:pPr>
@@ -2441,7 +2456,7 @@
         </w:tc>
         <w:tc>
           <w:tcPr>
-            <w:tcW w:type="dxa" w:w="3324"/>
+            <w:tcW w:type="dxa" w:w="4536"/>
           </w:tcPr>
           <w:p>
             <w:pPr>
@@ -2460,7 +2475,7 @@
         </w:tc>
         <w:tc>
           <w:tcPr>
-            <w:tcW w:type="dxa" w:w="3324"/>
+            <w:tcW w:type="dxa" w:w="4252"/>
           </w:tcPr>
           <w:p>
             <w:pPr>
@@ -2480,7 +2495,7 @@
       <w:tr>
         <w:tc>
           <w:tcPr>
-            <w:tcW w:type="dxa" w:w="3324"/>
+            <w:tcW w:type="dxa" w:w="680"/>
           </w:tcPr>
           <w:p>
             <w:pPr>
@@ -2499,7 +2514,7 @@
         </w:tc>
         <w:tc>
           <w:tcPr>
-            <w:tcW w:type="dxa" w:w="3324"/>
+            <w:tcW w:type="dxa" w:w="4536"/>
           </w:tcPr>
           <w:p>
             <w:pPr>
@@ -2518,7 +2533,7 @@
         </w:tc>
         <w:tc>
           <w:tcPr>
-            <w:tcW w:type="dxa" w:w="3324"/>
+            <w:tcW w:type="dxa" w:w="4252"/>
           </w:tcPr>
           <w:p>
             <w:pPr>
@@ -2538,7 +2553,7 @@
       <w:tr>
         <w:tc>
           <w:tcPr>
-            <w:tcW w:type="dxa" w:w="3324"/>
+            <w:tcW w:type="dxa" w:w="680"/>
           </w:tcPr>
           <w:p>
             <w:pPr>
@@ -2557,7 +2572,7 @@
         </w:tc>
         <w:tc>
           <w:tcPr>
-            <w:tcW w:type="dxa" w:w="3324"/>
+            <w:tcW w:type="dxa" w:w="4536"/>
           </w:tcPr>
           <w:p>
             <w:pPr>
@@ -2576,7 +2591,7 @@
         </w:tc>
         <w:tc>
           <w:tcPr>
-            <w:tcW w:type="dxa" w:w="3324"/>
+            <w:tcW w:type="dxa" w:w="4252"/>
           </w:tcPr>
           <w:p>
             <w:pPr>
@@ -2596,7 +2611,7 @@
       <w:tr>
         <w:tc>
           <w:tcPr>
-            <w:tcW w:type="dxa" w:w="3324"/>
+            <w:tcW w:type="dxa" w:w="680"/>
           </w:tcPr>
           <w:p>
             <w:pPr>
@@ -2615,7 +2630,7 @@
         </w:tc>
         <w:tc>
           <w:tcPr>
-            <w:tcW w:type="dxa" w:w="3324"/>
+            <w:tcW w:type="dxa" w:w="4536"/>
           </w:tcPr>
           <w:p>
             <w:pPr>
@@ -2634,7 +2649,7 @@
         </w:tc>
         <w:tc>
           <w:tcPr>
-            <w:tcW w:type="dxa" w:w="3324"/>
+            <w:tcW w:type="dxa" w:w="4252"/>
           </w:tcPr>
           <w:p>
             <w:pPr>
@@ -2654,7 +2669,7 @@
       <w:tr>
         <w:tc>
           <w:tcPr>
-            <w:tcW w:type="dxa" w:w="3324"/>
+            <w:tcW w:type="dxa" w:w="680"/>
           </w:tcPr>
           <w:p>
             <w:pPr>
@@ -2673,7 +2688,7 @@
         </w:tc>
         <w:tc>
           <w:tcPr>
-            <w:tcW w:type="dxa" w:w="3324"/>
+            <w:tcW w:type="dxa" w:w="4536"/>
           </w:tcPr>
           <w:p>
             <w:pPr>
@@ -2692,7 +2707,7 @@
         </w:tc>
         <w:tc>
           <w:tcPr>
-            <w:tcW w:type="dxa" w:w="3324"/>
+            <w:tcW w:type="dxa" w:w="4252"/>
           </w:tcPr>
           <w:p>
             <w:pPr>
@@ -2712,7 +2727,7 @@
       <w:tr>
         <w:tc>
           <w:tcPr>
-            <w:tcW w:type="dxa" w:w="3324"/>
+            <w:tcW w:type="dxa" w:w="680"/>
           </w:tcPr>
           <w:p>
             <w:pPr>
@@ -2731,7 +2746,7 @@
         </w:tc>
         <w:tc>
           <w:tcPr>
-            <w:tcW w:type="dxa" w:w="3324"/>
+            <w:tcW w:type="dxa" w:w="4536"/>
           </w:tcPr>
           <w:p>
             <w:pPr>
@@ -2750,7 +2765,7 @@
         </w:tc>
         <w:tc>
           <w:tcPr>
-            <w:tcW w:type="dxa" w:w="3324"/>
+            <w:tcW w:type="dxa" w:w="4252"/>
           </w:tcPr>
           <w:p>
             <w:pPr>
@@ -2770,7 +2785,7 @@
       <w:tr>
         <w:tc>
           <w:tcPr>
-            <w:tcW w:type="dxa" w:w="3324"/>
+            <w:tcW w:type="dxa" w:w="680"/>
           </w:tcPr>
           <w:p>
             <w:pPr>
@@ -2789,7 +2804,7 @@
         </w:tc>
         <w:tc>
           <w:tcPr>
-            <w:tcW w:type="dxa" w:w="3324"/>
+            <w:tcW w:type="dxa" w:w="4536"/>
           </w:tcPr>
           <w:p>
             <w:pPr>
@@ -2808,7 +2823,7 @@
         </w:tc>
         <w:tc>
           <w:tcPr>
-            <w:tcW w:type="dxa" w:w="3324"/>
+            <w:tcW w:type="dxa" w:w="4252"/>
           </w:tcPr>
           <w:p>
             <w:pPr>
@@ -2828,7 +2843,7 @@
       <w:tr>
         <w:tc>
           <w:tcPr>
-            <w:tcW w:type="dxa" w:w="3324"/>
+            <w:tcW w:type="dxa" w:w="680"/>
           </w:tcPr>
           <w:p>
             <w:pPr>
@@ -2847,7 +2862,7 @@
         </w:tc>
         <w:tc>
           <w:tcPr>
-            <w:tcW w:type="dxa" w:w="3324"/>
+            <w:tcW w:type="dxa" w:w="4536"/>
           </w:tcPr>
           <w:p>
             <w:pPr>
@@ -2866,7 +2881,7 @@
         </w:tc>
         <w:tc>
           <w:tcPr>
-            <w:tcW w:type="dxa" w:w="3324"/>
+            <w:tcW w:type="dxa" w:w="4252"/>
           </w:tcPr>
           <w:p>
             <w:pPr>
@@ -2886,7 +2901,7 @@
       <w:tr>
         <w:tc>
           <w:tcPr>
-            <w:tcW w:type="dxa" w:w="3324"/>
+            <w:tcW w:type="dxa" w:w="680"/>
           </w:tcPr>
           <w:p>
             <w:pPr>
@@ -2905,7 +2920,7 @@
         </w:tc>
         <w:tc>
           <w:tcPr>
-            <w:tcW w:type="dxa" w:w="3324"/>
+            <w:tcW w:type="dxa" w:w="4536"/>
           </w:tcPr>
           <w:p>
             <w:pPr>
@@ -2924,7 +2939,7 @@
         </w:tc>
         <w:tc>
           <w:tcPr>
-            <w:tcW w:type="dxa" w:w="3324"/>
+            <w:tcW w:type="dxa" w:w="4252"/>
           </w:tcPr>
           <w:p>
             <w:pPr>
@@ -2944,7 +2959,7 @@
       <w:tr>
         <w:tc>
           <w:tcPr>
-            <w:tcW w:type="dxa" w:w="3324"/>
+            <w:tcW w:type="dxa" w:w="680"/>
           </w:tcPr>
           <w:p>
             <w:pPr>
@@ -2963,7 +2978,7 @@
         </w:tc>
         <w:tc>
           <w:tcPr>
-            <w:tcW w:type="dxa" w:w="3324"/>
+            <w:tcW w:type="dxa" w:w="4536"/>
           </w:tcPr>
           <w:p>
             <w:pPr>
@@ -2982,7 +2997,7 @@
         </w:tc>
         <w:tc>
           <w:tcPr>
-            <w:tcW w:type="dxa" w:w="3324"/>
+            <w:tcW w:type="dxa" w:w="4252"/>
           </w:tcPr>
           <w:p>
             <w:pPr>
@@ -3002,7 +3017,7 @@
       <w:tr>
         <w:tc>
           <w:tcPr>
-            <w:tcW w:type="dxa" w:w="3324"/>
+            <w:tcW w:type="dxa" w:w="680"/>
           </w:tcPr>
           <w:p>
             <w:pPr>
@@ -3021,7 +3036,7 @@
         </w:tc>
         <w:tc>
           <w:tcPr>
-            <w:tcW w:type="dxa" w:w="3324"/>
+            <w:tcW w:type="dxa" w:w="4536"/>
           </w:tcPr>
           <w:p>
             <w:pPr>
@@ -3040,7 +3055,7 @@
         </w:tc>
         <w:tc>
           <w:tcPr>
-            <w:tcW w:type="dxa" w:w="3324"/>
+            <w:tcW w:type="dxa" w:w="4252"/>
           </w:tcPr>
           <w:p>
             <w:pPr>
@@ -3060,7 +3075,7 @@
       <w:tr>
         <w:tc>
           <w:tcPr>
-            <w:tcW w:type="dxa" w:w="3324"/>
+            <w:tcW w:type="dxa" w:w="680"/>
           </w:tcPr>
           <w:p>
             <w:pPr>
@@ -3079,7 +3094,7 @@
         </w:tc>
         <w:tc>
           <w:tcPr>
-            <w:tcW w:type="dxa" w:w="3324"/>
+            <w:tcW w:type="dxa" w:w="4536"/>
           </w:tcPr>
           <w:p>
             <w:pPr>
@@ -3098,7 +3113,7 @@
         </w:tc>
         <w:tc>
           <w:tcPr>
-            <w:tcW w:type="dxa" w:w="3324"/>
+            <w:tcW w:type="dxa" w:w="4252"/>
           </w:tcPr>
           <w:p>
             <w:pPr>
@@ -3118,7 +3133,7 @@
       <w:tr>
         <w:tc>
           <w:tcPr>
-            <w:tcW w:type="dxa" w:w="3324"/>
+            <w:tcW w:type="dxa" w:w="680"/>
           </w:tcPr>
           <w:p>
             <w:pPr>
@@ -3137,7 +3152,7 @@
         </w:tc>
         <w:tc>
           <w:tcPr>
-            <w:tcW w:type="dxa" w:w="3324"/>
+            <w:tcW w:type="dxa" w:w="4536"/>
           </w:tcPr>
           <w:p>
             <w:pPr>
@@ -3156,7 +3171,7 @@
         </w:tc>
         <w:tc>
           <w:tcPr>
-            <w:tcW w:type="dxa" w:w="3324"/>
+            <w:tcW w:type="dxa" w:w="4252"/>
           </w:tcPr>
           <w:p>
             <w:pPr>
@@ -3176,7 +3191,7 @@
       <w:tr>
         <w:tc>
           <w:tcPr>
-            <w:tcW w:type="dxa" w:w="3324"/>
+            <w:tcW w:type="dxa" w:w="680"/>
           </w:tcPr>
           <w:p>
             <w:pPr>
@@ -3195,7 +3210,7 @@
         </w:tc>
         <w:tc>
           <w:tcPr>
-            <w:tcW w:type="dxa" w:w="3324"/>
+            <w:tcW w:type="dxa" w:w="4536"/>
           </w:tcPr>
           <w:p>
             <w:pPr>
@@ -3214,7 +3229,7 @@
         </w:tc>
         <w:tc>
           <w:tcPr>
-            <w:tcW w:type="dxa" w:w="3324"/>
+            <w:tcW w:type="dxa" w:w="4252"/>
           </w:tcPr>
           <w:p>
             <w:pPr>
@@ -3234,7 +3249,7 @@
       <w:tr>
         <w:tc>
           <w:tcPr>
-            <w:tcW w:type="dxa" w:w="3324"/>
+            <w:tcW w:type="dxa" w:w="680"/>
           </w:tcPr>
           <w:p>
             <w:pPr>
@@ -3253,7 +3268,7 @@
         </w:tc>
         <w:tc>
           <w:tcPr>
-            <w:tcW w:type="dxa" w:w="3324"/>
+            <w:tcW w:type="dxa" w:w="4536"/>
           </w:tcPr>
           <w:p>
             <w:pPr>
@@ -3272,7 +3287,7 @@
         </w:tc>
         <w:tc>
           <w:tcPr>
-            <w:tcW w:type="dxa" w:w="3324"/>
+            <w:tcW w:type="dxa" w:w="4252"/>
           </w:tcPr>
           <w:p>
             <w:pPr>
@@ -3292,7 +3307,7 @@
       <w:tr>
         <w:tc>
           <w:tcPr>
-            <w:tcW w:type="dxa" w:w="3324"/>
+            <w:tcW w:type="dxa" w:w="680"/>
           </w:tcPr>
           <w:p>
             <w:pPr>
@@ -3311,7 +3326,7 @@
         </w:tc>
         <w:tc>
           <w:tcPr>
-            <w:tcW w:type="dxa" w:w="3324"/>
+            <w:tcW w:type="dxa" w:w="4536"/>
           </w:tcPr>
           <w:p>
             <w:pPr>
@@ -3330,7 +3345,7 @@
         </w:tc>
         <w:tc>
           <w:tcPr>
-            <w:tcW w:type="dxa" w:w="3324"/>
+            <w:tcW w:type="dxa" w:w="4252"/>
           </w:tcPr>
           <w:p>
             <w:pPr>
@@ -3350,7 +3365,7 @@
       <w:tr>
         <w:tc>
           <w:tcPr>
-            <w:tcW w:type="dxa" w:w="3324"/>
+            <w:tcW w:type="dxa" w:w="680"/>
           </w:tcPr>
           <w:p>
             <w:pPr>
@@ -3369,7 +3384,7 @@
         </w:tc>
         <w:tc>
           <w:tcPr>
-            <w:tcW w:type="dxa" w:w="3324"/>
+            <w:tcW w:type="dxa" w:w="4536"/>
           </w:tcPr>
           <w:p>
             <w:pPr>
@@ -3388,7 +3403,7 @@
         </w:tc>
         <w:tc>
           <w:tcPr>
-            <w:tcW w:type="dxa" w:w="3324"/>
+            <w:tcW w:type="dxa" w:w="4252"/>
           </w:tcPr>
           <w:p>
             <w:pPr>
@@ -3408,7 +3423,7 @@
       <w:tr>
         <w:tc>
           <w:tcPr>
-            <w:tcW w:type="dxa" w:w="3324"/>
+            <w:tcW w:type="dxa" w:w="680"/>
           </w:tcPr>
           <w:p>
             <w:pPr>
@@ -3427,7 +3442,7 @@
         </w:tc>
         <w:tc>
           <w:tcPr>
-            <w:tcW w:type="dxa" w:w="3324"/>
+            <w:tcW w:type="dxa" w:w="4536"/>
           </w:tcPr>
           <w:p>
             <w:pPr>
@@ -3446,7 +3461,7 @@
         </w:tc>
         <w:tc>
           <w:tcPr>
-            <w:tcW w:type="dxa" w:w="3324"/>
+            <w:tcW w:type="dxa" w:w="4252"/>
           </w:tcPr>
           <w:p>
             <w:pPr>
@@ -3466,7 +3481,7 @@
       <w:tr>
         <w:tc>
           <w:tcPr>
-            <w:tcW w:type="dxa" w:w="3324"/>
+            <w:tcW w:type="dxa" w:w="680"/>
           </w:tcPr>
           <w:p>
             <w:pPr>
@@ -3485,7 +3500,7 @@
         </w:tc>
         <w:tc>
           <w:tcPr>
-            <w:tcW w:type="dxa" w:w="3324"/>
+            <w:tcW w:type="dxa" w:w="4536"/>
           </w:tcPr>
           <w:p>
             <w:pPr>
@@ -3504,7 +3519,7 @@
         </w:tc>
         <w:tc>
           <w:tcPr>
-            <w:tcW w:type="dxa" w:w="3324"/>
+            <w:tcW w:type="dxa" w:w="4252"/>
           </w:tcPr>
           <w:p>
             <w:pPr>
@@ -3524,7 +3539,7 @@
       <w:tr>
         <w:tc>
           <w:tcPr>
-            <w:tcW w:type="dxa" w:w="3324"/>
+            <w:tcW w:type="dxa" w:w="680"/>
           </w:tcPr>
           <w:p>
             <w:pPr>
@@ -3543,7 +3558,7 @@
         </w:tc>
         <w:tc>
           <w:tcPr>
-            <w:tcW w:type="dxa" w:w="3324"/>
+            <w:tcW w:type="dxa" w:w="4536"/>
           </w:tcPr>
           <w:p>
             <w:pPr>
@@ -3562,7 +3577,7 @@
         </w:tc>
         <w:tc>
           <w:tcPr>
-            <w:tcW w:type="dxa" w:w="3324"/>
+            <w:tcW w:type="dxa" w:w="4252"/>
           </w:tcPr>
           <w:p>
             <w:pPr>
@@ -3582,7 +3597,7 @@
       <w:tr>
         <w:tc>
           <w:tcPr>
-            <w:tcW w:type="dxa" w:w="3324"/>
+            <w:tcW w:type="dxa" w:w="680"/>
           </w:tcPr>
           <w:p>
             <w:pPr>
@@ -3601,7 +3616,7 @@
         </w:tc>
         <w:tc>
           <w:tcPr>
-            <w:tcW w:type="dxa" w:w="3324"/>
+            <w:tcW w:type="dxa" w:w="4536"/>
           </w:tcPr>
           <w:p>
             <w:pPr>
@@ -3620,7 +3635,7 @@
         </w:tc>
         <w:tc>
           <w:tcPr>
-            <w:tcW w:type="dxa" w:w="3324"/>
+            <w:tcW w:type="dxa" w:w="4252"/>
           </w:tcPr>
           <w:p>
             <w:pPr>
@@ -3640,7 +3655,7 @@
       <w:tr>
         <w:tc>
           <w:tcPr>
-            <w:tcW w:type="dxa" w:w="3324"/>
+            <w:tcW w:type="dxa" w:w="680"/>
           </w:tcPr>
           <w:p>
             <w:pPr>
@@ -3659,7 +3674,7 @@
         </w:tc>
         <w:tc>
           <w:tcPr>
-            <w:tcW w:type="dxa" w:w="3324"/>
+            <w:tcW w:type="dxa" w:w="4536"/>
           </w:tcPr>
           <w:p>
             <w:pPr>
@@ -3678,7 +3693,7 @@
         </w:tc>
         <w:tc>
           <w:tcPr>
-            <w:tcW w:type="dxa" w:w="3324"/>
+            <w:tcW w:type="dxa" w:w="4252"/>
           </w:tcPr>
           <w:p>
             <w:pPr>
@@ -3698,7 +3713,7 @@
       <w:tr>
         <w:tc>
           <w:tcPr>
-            <w:tcW w:type="dxa" w:w="3324"/>
+            <w:tcW w:type="dxa" w:w="680"/>
           </w:tcPr>
           <w:p>
             <w:pPr>
@@ -3717,7 +3732,7 @@
         </w:tc>
         <w:tc>
           <w:tcPr>
-            <w:tcW w:type="dxa" w:w="3324"/>
+            <w:tcW w:type="dxa" w:w="4536"/>
           </w:tcPr>
           <w:p>
             <w:pPr>
@@ -3736,7 +3751,7 @@
         </w:tc>
         <w:tc>
           <w:tcPr>
-            <w:tcW w:type="dxa" w:w="3324"/>
+            <w:tcW w:type="dxa" w:w="4252"/>
           </w:tcPr>
           <w:p>
             <w:pPr>
@@ -3756,7 +3771,7 @@
       <w:tr>
         <w:tc>
           <w:tcPr>
-            <w:tcW w:type="dxa" w:w="3324"/>
+            <w:tcW w:type="dxa" w:w="680"/>
           </w:tcPr>
           <w:p>
             <w:pPr>
@@ -3775,7 +3790,7 @@
         </w:tc>
         <w:tc>
           <w:tcPr>
-            <w:tcW w:type="dxa" w:w="3324"/>
+            <w:tcW w:type="dxa" w:w="4536"/>
           </w:tcPr>
           <w:p>
             <w:pPr>
@@ -3794,7 +3809,7 @@
         </w:tc>
         <w:tc>
           <w:tcPr>
-            <w:tcW w:type="dxa" w:w="3324"/>
+            <w:tcW w:type="dxa" w:w="4252"/>
           </w:tcPr>
           <w:p>
             <w:pPr>
@@ -4188,6 +4203,7 @@
                 <w:i w:val="0"/>
                 <w:sz w:val="22"/>
               </w:rPr>
+              <w:t>Wykład z elementami dyskusji,; prezentacja multimedialna,; case study,; wykład zaproszony.; dyskusja,; burza mózgów,; rozwiązywanie zadań,; analiza przypadków,; prezentacje.; Zaliczenie; Kryteria oceny; Studenci tworzą i prezentują projekt planu zarządzania projektem informatycznym, wybranego przez grupę.; Oceniane są: kompletność planu, zastosowanie teorii z wykładów, realizm, innowacyjność, jakość prezentacji.; Ocena grupowa i indywidualna (uwzględniająca wkład).; Nie dotyczy.</w:t>
             </w:r>
           </w:p>
         </w:tc>
@@ -4246,6 +4262,7 @@
                 <w:i w:val="0"/>
                 <w:sz w:val="22"/>
               </w:rPr>
+              <w:t>Wykład z elementami dyskusji,; prezentacja multimedialna,; case study,; wykład zaproszony.; dyskusja,; burza mózgów,; rozwiązywanie zadań,; analiza przypadków,; prezentacje.; Zaliczenie; Kryteria oceny; Studenci tworzą i prezentują projekt planu zarządzania projektem informatycznym, wybranego przez grupę.; Oceniane są: kompletność planu, zastosowanie teorii z wykładów, realizm, innowacyjność, jakość prezentacji.; Ocena grupowa i indywidualna (uwzględniająca wkład).; Nie dotyczy.</w:t>
             </w:r>
           </w:p>
         </w:tc>
@@ -4304,6 +4321,7 @@
                 <w:i w:val="0"/>
                 <w:sz w:val="22"/>
               </w:rPr>
+              <w:t>Wykład z elementami dyskusji,; prezentacja multimedialna,; case study,; wykład zaproszony.; dyskusja,; burza mózgów,; rozwiązywanie zadań,; analiza przypadków,; prezentacje.; Zaliczenie; Kryteria oceny; Studenci tworzą i prezentują projekt planu zarządzania projektem informatycznym, wybranego przez grupę.; Oceniane są: kompletność planu, zastosowanie teorii z wykładów, realizm, innowacyjność, jakość prezentacji.; Ocena grupowa i indywidualna (uwzględniająca wkład).; Nie dotyczy.</w:t>
             </w:r>
           </w:p>
         </w:tc>
@@ -4362,6 +4380,7 @@
                 <w:i w:val="0"/>
                 <w:sz w:val="22"/>
               </w:rPr>
+              <w:t>Wykład z elementami dyskusji,; prezentacja multimedialna,; case study,; wykład zaproszony.; dyskusja,; burza mózgów,; rozwiązywanie zadań,; analiza przypadków,; prezentacje.; Zaliczenie; Kryteria oceny; Studenci tworzą i prezentują projekt planu zarządzania projektem informatycznym, wybranego przez grupę.; Oceniane są: kompletność planu, zastosowanie teorii z wykładów, realizm, innowacyjność, jakość prezentacji.; Ocena grupowa i indywidualna (uwzględniająca wkład).; Nie dotyczy.</w:t>
             </w:r>
           </w:p>
         </w:tc>
@@ -4525,6 +4544,7 @@
                 <w:i w:val="0"/>
                 <w:sz w:val="22"/>
               </w:rPr>
+              <w:t>Wykład z elementami dyskusji,; prezentacja multimedialna,; case study,; wykład zaproszony.; dyskusja,; burza mózgów,; rozwiązywanie zadań,; analiza przypadków,; prezentacje.; Zaliczenie; Kryteria oceny; Studenci tworzą i prezentują projekt planu zarządzania projektem informatycznym, wybranego przez grupę.; Oceniane są: kompletność planu, zastosowanie teorii z wykładów, realizm, innowacyjność, jakość prezentacji.; Ocena grupowa i indywidualna (uwzględniająca wkład).; Nie dotyczy.</w:t>
             </w:r>
           </w:p>
         </w:tc>
@@ -4583,6 +4603,7 @@
                 <w:i w:val="0"/>
                 <w:sz w:val="22"/>
               </w:rPr>
+              <w:t>Wykład z elementami dyskusji,; prezentacja multimedialna,; case study,; wykład zaproszony.; dyskusja,; burza mózgów,; rozwiązywanie zadań,; analiza przypadków,; prezentacje.; Zaliczenie; Kryteria oceny; Studenci tworzą i prezentują projekt planu zarządzania projektem informatycznym, wybranego przez grupę.; Oceniane są: kompletność planu, zastosowanie teorii z wykładów, realizm, innowacyjność, jakość prezentacji.; Ocena grupowa i indywidualna (uwzględniająca wkład).; Nie dotyczy.</w:t>
             </w:r>
           </w:p>
         </w:tc>
@@ -4641,6 +4662,7 @@
                 <w:i w:val="0"/>
                 <w:sz w:val="22"/>
               </w:rPr>
+              <w:t>Wykład z elementami dyskusji,; prezentacja multimedialna,; case study,; wykład zaproszony.; dyskusja,; burza mózgów,; rozwiązywanie zadań,; analiza przypadków,; prezentacje.; Zaliczenie; Kryteria oceny; Studenci tworzą i prezentują projekt planu zarządzania projektem informatycznym, wybranego przez grupę.; Oceniane są: kompletność planu, zastosowanie teorii z wykładów, realizm, innowacyjność, jakość prezentacji.; Ocena grupowa i indywidualna (uwzględniająca wkład).; Nie dotyczy.</w:t>
             </w:r>
           </w:p>
         </w:tc>
@@ -4804,6 +4826,7 @@
                 <w:i w:val="0"/>
                 <w:sz w:val="22"/>
               </w:rPr>
+              <w:t>Wykład z elementami dyskusji,; prezentacja multimedialna,; case study,; wykład zaproszony.; dyskusja,; burza mózgów,; rozwiązywanie zadań,; analiza przypadków,; prezentacje.; Zaliczenie; Kryteria oceny; Studenci tworzą i prezentują projekt planu zarządzania projektem informatycznym, wybranego przez grupę.; Oceniane są: kompletność planu, zastosowanie teorii z wykładów, realizm, innowacyjność, jakość prezentacji.; Ocena grupowa i indywidualna (uwzględniająca wkład).; Nie dotyczy.</w:t>
             </w:r>
           </w:p>
         </w:tc>
@@ -4862,6 +4885,7 @@
                 <w:i w:val="0"/>
                 <w:sz w:val="22"/>
               </w:rPr>
+              <w:t>Wykład z elementami dyskusji,; prezentacja multimedialna,; case study,; wykład zaproszony.; dyskusja,; burza mózgów,; rozwiązywanie zadań,; analiza przypadków,; prezentacje.; Zaliczenie; Kryteria oceny; Studenci tworzą i prezentują projekt planu zarządzania projektem informatycznym, wybranego przez grupę.; Oceniane są: kompletność planu, zastosowanie teorii z wykładów, realizm, innowacyjność, jakość prezentacji.; Ocena grupowa i indywidualna (uwzględniająca wkład).; Nie dotyczy.</w:t>
             </w:r>
           </w:p>
         </w:tc>
@@ -4919,6 +4943,7 @@
                 <w:i w:val="0"/>
                 <w:sz w:val="22"/>
               </w:rPr>
+              <w:t>Wykład z elementami dyskusji,; prezentacja multimedialna,; case study,; wykład zaproszony.; dyskusja,; burza mózgów,; rozwiązywanie zadań,; analiza przypadków,; prezentacje.; Zaliczenie; Kryteria oceny; Studenci tworzą i prezentują projekt planu zarządzania projektem informatycznym, wybranego przez grupę.; Oceniane są: kompletność planu, zastosowanie teorii z wykładów, realizm, innowacyjność, jakość prezentacji.; Ocena grupowa i indywidualna (uwzględniająca wkład).; Nie dotyczy.</w:t>
             </w:r>
           </w:p>
         </w:tc>
@@ -5024,62 +5049,6 @@
                 <w:sz w:val="16"/>
               </w:rPr>
               <w:t>Wyposażenie specjalistyczne konieczne do realizacji przedmiotu</w:t>
-            </w:r>
-          </w:p>
-        </w:tc>
-      </w:tr>
-      <w:tr>
-        <w:tc>
-          <w:tcPr>
-            <w:tcW w:type="dxa" w:w="3324"/>
-          </w:tcPr>
-          <w:p>
-            <w:pPr>
-              <w:spacing w:before="20" w:after="20"/>
-            </w:pPr>
-            <w:r>
-              <w:rPr>
-                <w:rFonts w:ascii="Aptos" w:hAnsi="Aptos"/>
-                <w:b w:val="0"/>
-                <w:i w:val="0"/>
-                <w:sz w:val="22"/>
-              </w:rPr>
-            </w:r>
-          </w:p>
-        </w:tc>
-        <w:tc>
-          <w:tcPr>
-            <w:tcW w:type="dxa" w:w="3324"/>
-          </w:tcPr>
-          <w:p>
-            <w:pPr>
-              <w:spacing w:before="20" w:after="20"/>
-            </w:pPr>
-            <w:r>
-              <w:rPr>
-                <w:rFonts w:ascii="Aptos" w:hAnsi="Aptos"/>
-                <w:b w:val="0"/>
-                <w:i w:val="0"/>
-                <w:sz w:val="22"/>
-              </w:rPr>
-            </w:r>
-          </w:p>
-        </w:tc>
-        <w:tc>
-          <w:tcPr>
-            <w:tcW w:type="dxa" w:w="3324"/>
-          </w:tcPr>
-          <w:p>
-            <w:pPr>
-              <w:spacing w:before="20" w:after="20"/>
-            </w:pPr>
-            <w:r>
-              <w:rPr>
-                <w:rFonts w:ascii="Aptos" w:hAnsi="Aptos"/>
-                <w:b w:val="0"/>
-                <w:i w:val="0"/>
-                <w:sz w:val="22"/>
-              </w:rPr>
             </w:r>
           </w:p>
         </w:tc>

--- a/public/assets/files/niestacjonarne/ZPR.docx
+++ b/public/assets/files/niestacjonarne/ZPR.docx
@@ -1156,6 +1156,7 @@
                 <w:i w:val="0"/>
                 <w:sz w:val="22"/>
               </w:rPr>
+              <w:t>Tworzenie planu zarządzania projektem informatycznym w grupie; analiza realnych projektów IT; przygotowanie prezentacji planu zarządzania; opracowanie dokumentacji projektowej.</w:t>
             </w:r>
           </w:p>
         </w:tc>
@@ -1266,7 +1267,84 @@
           <w:tcPr>
             <w:tcW w:type="dxa" w:w="9972"/>
           </w:tcPr>
-          <w:p/>
+          <w:p>
+            <w:pPr>
+              <w:spacing w:before="20" w:after="20"/>
+            </w:pPr>
+            <w:r>
+              <w:rPr>
+                <w:rFonts w:ascii="Aptos" w:hAnsi="Aptos"/>
+                <w:b/>
+                <w:sz w:val="22"/>
+              </w:rPr>
+              <w:t>Ćwiczenia / Laboratorium:</w:t>
+            </w:r>
+          </w:p>
+          <w:p>
+            <w:pPr>
+              <w:spacing w:before="20" w:after="20"/>
+            </w:pPr>
+            <w:r>
+              <w:rPr>
+                <w:rFonts w:ascii="Aptos" w:hAnsi="Aptos"/>
+                <w:b w:val="0"/>
+                <w:sz w:val="22"/>
+              </w:rPr>
+              <w:t>• metoda projektów (projekt praktyczny)</w:t>
+            </w:r>
+          </w:p>
+          <w:p>
+            <w:pPr>
+              <w:spacing w:before="20" w:after="20"/>
+            </w:pPr>
+            <w:r>
+              <w:rPr>
+                <w:rFonts w:ascii="Aptos" w:hAnsi="Aptos"/>
+                <w:b w:val="0"/>
+                <w:sz w:val="22"/>
+              </w:rPr>
+              <w:t>• praca w grupach</w:t>
+            </w:r>
+          </w:p>
+          <w:p>
+            <w:pPr>
+              <w:spacing w:before="20" w:after="20"/>
+            </w:pPr>
+            <w:r>
+              <w:rPr>
+                <w:rFonts w:ascii="Aptos" w:hAnsi="Aptos"/>
+                <w:b w:val="0"/>
+                <w:sz w:val="22"/>
+              </w:rPr>
+              <w:t>• dyskusja</w:t>
+            </w:r>
+          </w:p>
+          <w:p>
+            <w:pPr>
+              <w:spacing w:before="20" w:after="20"/>
+            </w:pPr>
+            <w:r>
+              <w:rPr>
+                <w:rFonts w:ascii="Aptos" w:hAnsi="Aptos"/>
+                <w:b w:val="0"/>
+                <w:sz w:val="22"/>
+              </w:rPr>
+              <w:t>• burza mózgów</w:t>
+            </w:r>
+          </w:p>
+          <w:p>
+            <w:pPr>
+              <w:spacing w:before="20" w:after="20"/>
+            </w:pPr>
+            <w:r>
+              <w:rPr>
+                <w:rFonts w:ascii="Aptos" w:hAnsi="Aptos"/>
+                <w:b w:val="0"/>
+                <w:sz w:val="22"/>
+              </w:rPr>
+              <w:t>• studia przypadków z bazy studiów przypadków opracowanych przez firmy MŚP lub będące efektem staży</w:t>
+            </w:r>
+          </w:p>
         </w:tc>
       </w:tr>
     </w:tbl>
@@ -1515,177 +1593,10 @@
             <w:r>
               <w:rPr>
                 <w:rFonts w:ascii="Aptos" w:hAnsi="Aptos"/>
+                <w:b w:val="0"/>
+                <w:i w:val="0"/>
                 <w:sz w:val="22"/>
               </w:rPr>
-              <w:t>1. Wykład z elementami dyskusji,</w:t>
-            </w:r>
-          </w:p>
-          <w:p>
-            <w:pPr>
-              <w:spacing w:before="20" w:after="20"/>
-            </w:pPr>
-            <w:r>
-              <w:rPr>
-                <w:rFonts w:ascii="Aptos" w:hAnsi="Aptos"/>
-                <w:sz w:val="22"/>
-              </w:rPr>
-              <w:t>2. prezentacja multimedialna,</w:t>
-            </w:r>
-          </w:p>
-          <w:p>
-            <w:pPr>
-              <w:spacing w:before="20" w:after="20"/>
-            </w:pPr>
-            <w:r>
-              <w:rPr>
-                <w:rFonts w:ascii="Aptos" w:hAnsi="Aptos"/>
-                <w:sz w:val="22"/>
-              </w:rPr>
-              <w:t>3. case study,</w:t>
-            </w:r>
-          </w:p>
-          <w:p>
-            <w:pPr>
-              <w:spacing w:before="20" w:after="20"/>
-            </w:pPr>
-            <w:r>
-              <w:rPr>
-                <w:rFonts w:ascii="Aptos" w:hAnsi="Aptos"/>
-                <w:sz w:val="22"/>
-              </w:rPr>
-              <w:t>4. wykład zaproszony.</w:t>
-            </w:r>
-          </w:p>
-          <w:p>
-            <w:pPr>
-              <w:spacing w:before="20" w:after="20"/>
-            </w:pPr>
-            <w:r>
-              <w:rPr>
-                <w:rFonts w:ascii="Aptos" w:hAnsi="Aptos"/>
-                <w:sz w:val="22"/>
-              </w:rPr>
-              <w:t>5. dyskusja,</w:t>
-            </w:r>
-          </w:p>
-          <w:p>
-            <w:pPr>
-              <w:spacing w:before="20" w:after="20"/>
-            </w:pPr>
-            <w:r>
-              <w:rPr>
-                <w:rFonts w:ascii="Aptos" w:hAnsi="Aptos"/>
-                <w:sz w:val="22"/>
-              </w:rPr>
-              <w:t>6. burza mózgów,</w:t>
-            </w:r>
-          </w:p>
-          <w:p>
-            <w:pPr>
-              <w:spacing w:before="20" w:after="20"/>
-            </w:pPr>
-            <w:r>
-              <w:rPr>
-                <w:rFonts w:ascii="Aptos" w:hAnsi="Aptos"/>
-                <w:sz w:val="22"/>
-              </w:rPr>
-              <w:t>7. rozwiązywanie zadań,</w:t>
-            </w:r>
-          </w:p>
-          <w:p>
-            <w:pPr>
-              <w:spacing w:before="20" w:after="20"/>
-            </w:pPr>
-            <w:r>
-              <w:rPr>
-                <w:rFonts w:ascii="Aptos" w:hAnsi="Aptos"/>
-                <w:sz w:val="22"/>
-              </w:rPr>
-              <w:t>8. analiza przypadków,</w:t>
-            </w:r>
-          </w:p>
-          <w:p>
-            <w:pPr>
-              <w:spacing w:before="20" w:after="20"/>
-            </w:pPr>
-            <w:r>
-              <w:rPr>
-                <w:rFonts w:ascii="Aptos" w:hAnsi="Aptos"/>
-                <w:sz w:val="22"/>
-              </w:rPr>
-              <w:t>9. prezentacje.</w:t>
-            </w:r>
-          </w:p>
-          <w:p>
-            <w:pPr>
-              <w:spacing w:before="20" w:after="20"/>
-            </w:pPr>
-            <w:r>
-              <w:rPr>
-                <w:rFonts w:ascii="Aptos" w:hAnsi="Aptos"/>
-                <w:sz w:val="22"/>
-              </w:rPr>
-              <w:t>10. Zaliczenie</w:t>
-            </w:r>
-          </w:p>
-          <w:p>
-            <w:pPr>
-              <w:spacing w:before="20" w:after="20"/>
-            </w:pPr>
-            <w:r>
-              <w:rPr>
-                <w:rFonts w:ascii="Aptos" w:hAnsi="Aptos"/>
-                <w:sz w:val="22"/>
-              </w:rPr>
-              <w:t>11. Kryteria oceny</w:t>
-            </w:r>
-          </w:p>
-          <w:p>
-            <w:pPr>
-              <w:spacing w:before="20" w:after="20"/>
-            </w:pPr>
-            <w:r>
-              <w:rPr>
-                <w:rFonts w:ascii="Aptos" w:hAnsi="Aptos"/>
-                <w:sz w:val="22"/>
-              </w:rPr>
-              <w:t>12. Studenci tworzą i prezentują projekt planu zarządzania projektem informatycznym, wybranego przez grupę.</w:t>
-            </w:r>
-          </w:p>
-          <w:p>
-            <w:pPr>
-              <w:spacing w:before="20" w:after="20"/>
-            </w:pPr>
-            <w:r>
-              <w:rPr>
-                <w:rFonts w:ascii="Aptos" w:hAnsi="Aptos"/>
-                <w:sz w:val="22"/>
-              </w:rPr>
-              <w:t>13. Oceniane są: kompletność planu, zastosowanie teorii z wykładów, realizm, innowacyjność, jakość prezentacji.</w:t>
-            </w:r>
-          </w:p>
-          <w:p>
-            <w:pPr>
-              <w:spacing w:before="20" w:after="20"/>
-            </w:pPr>
-            <w:r>
-              <w:rPr>
-                <w:rFonts w:ascii="Aptos" w:hAnsi="Aptos"/>
-                <w:sz w:val="22"/>
-              </w:rPr>
-              <w:t>14. Ocena grupowa i indywidualna (uwzględniająca wkład).</w:t>
-            </w:r>
-          </w:p>
-          <w:p>
-            <w:pPr>
-              <w:spacing w:before="20" w:after="20"/>
-            </w:pPr>
-            <w:r>
-              <w:rPr>
-                <w:rFonts w:ascii="Aptos" w:hAnsi="Aptos"/>
-                <w:sz w:val="22"/>
-              </w:rPr>
-              <w:t>15. Nie dotyczy.</w:t>
             </w:r>
           </w:p>
         </w:tc>
@@ -1702,7 +1613,7 @@
                 <w:rFonts w:ascii="Aptos" w:hAnsi="Aptos"/>
                 <w:sz w:val="22"/>
               </w:rPr>
-              <w:t>1. Wykład z elementami dyskusji,</w:t>
+              <w:t>1. prezentacja projektu i dokumentacji</w:t>
             </w:r>
           </w:p>
           <w:p>
@@ -1714,163 +1625,7 @@
                 <w:rFonts w:ascii="Aptos" w:hAnsi="Aptos"/>
                 <w:sz w:val="22"/>
               </w:rPr>
-              <w:t>2. prezentacja multimedialna,</w:t>
-            </w:r>
-          </w:p>
-          <w:p>
-            <w:pPr>
-              <w:spacing w:before="20" w:after="20"/>
-            </w:pPr>
-            <w:r>
-              <w:rPr>
-                <w:rFonts w:ascii="Aptos" w:hAnsi="Aptos"/>
-                <w:sz w:val="22"/>
-              </w:rPr>
-              <w:t>3. case study,</w:t>
-            </w:r>
-          </w:p>
-          <w:p>
-            <w:pPr>
-              <w:spacing w:before="20" w:after="20"/>
-            </w:pPr>
-            <w:r>
-              <w:rPr>
-                <w:rFonts w:ascii="Aptos" w:hAnsi="Aptos"/>
-                <w:sz w:val="22"/>
-              </w:rPr>
-              <w:t>4. wykład zaproszony.</w:t>
-            </w:r>
-          </w:p>
-          <w:p>
-            <w:pPr>
-              <w:spacing w:before="20" w:after="20"/>
-            </w:pPr>
-            <w:r>
-              <w:rPr>
-                <w:rFonts w:ascii="Aptos" w:hAnsi="Aptos"/>
-                <w:sz w:val="22"/>
-              </w:rPr>
-              <w:t>5. dyskusja,</w:t>
-            </w:r>
-          </w:p>
-          <w:p>
-            <w:pPr>
-              <w:spacing w:before="20" w:after="20"/>
-            </w:pPr>
-            <w:r>
-              <w:rPr>
-                <w:rFonts w:ascii="Aptos" w:hAnsi="Aptos"/>
-                <w:sz w:val="22"/>
-              </w:rPr>
-              <w:t>6. burza mózgów,</w:t>
-            </w:r>
-          </w:p>
-          <w:p>
-            <w:pPr>
-              <w:spacing w:before="20" w:after="20"/>
-            </w:pPr>
-            <w:r>
-              <w:rPr>
-                <w:rFonts w:ascii="Aptos" w:hAnsi="Aptos"/>
-                <w:sz w:val="22"/>
-              </w:rPr>
-              <w:t>7. rozwiązywanie zadań,</w:t>
-            </w:r>
-          </w:p>
-          <w:p>
-            <w:pPr>
-              <w:spacing w:before="20" w:after="20"/>
-            </w:pPr>
-            <w:r>
-              <w:rPr>
-                <w:rFonts w:ascii="Aptos" w:hAnsi="Aptos"/>
-                <w:sz w:val="22"/>
-              </w:rPr>
-              <w:t>8. analiza przypadków,</w:t>
-            </w:r>
-          </w:p>
-          <w:p>
-            <w:pPr>
-              <w:spacing w:before="20" w:after="20"/>
-            </w:pPr>
-            <w:r>
-              <w:rPr>
-                <w:rFonts w:ascii="Aptos" w:hAnsi="Aptos"/>
-                <w:sz w:val="22"/>
-              </w:rPr>
-              <w:t>9. prezentacje.</w:t>
-            </w:r>
-          </w:p>
-          <w:p>
-            <w:pPr>
-              <w:spacing w:before="20" w:after="20"/>
-            </w:pPr>
-            <w:r>
-              <w:rPr>
-                <w:rFonts w:ascii="Aptos" w:hAnsi="Aptos"/>
-                <w:sz w:val="22"/>
-              </w:rPr>
-              <w:t>10. Zaliczenie</w:t>
-            </w:r>
-          </w:p>
-          <w:p>
-            <w:pPr>
-              <w:spacing w:before="20" w:after="20"/>
-            </w:pPr>
-            <w:r>
-              <w:rPr>
-                <w:rFonts w:ascii="Aptos" w:hAnsi="Aptos"/>
-                <w:sz w:val="22"/>
-              </w:rPr>
-              <w:t>11. Kryteria oceny</w:t>
-            </w:r>
-          </w:p>
-          <w:p>
-            <w:pPr>
-              <w:spacing w:before="20" w:after="20"/>
-            </w:pPr>
-            <w:r>
-              <w:rPr>
-                <w:rFonts w:ascii="Aptos" w:hAnsi="Aptos"/>
-                <w:sz w:val="22"/>
-              </w:rPr>
-              <w:t>12. Studenci tworzą i prezentują projekt planu zarządzania projektem informatycznym, wybranego przez grupę.</w:t>
-            </w:r>
-          </w:p>
-          <w:p>
-            <w:pPr>
-              <w:spacing w:before="20" w:after="20"/>
-            </w:pPr>
-            <w:r>
-              <w:rPr>
-                <w:rFonts w:ascii="Aptos" w:hAnsi="Aptos"/>
-                <w:sz w:val="22"/>
-              </w:rPr>
-              <w:t>13. Oceniane są: kompletność planu, zastosowanie teorii z wykładów, realizm, innowacyjność, jakość prezentacji.</w:t>
-            </w:r>
-          </w:p>
-          <w:p>
-            <w:pPr>
-              <w:spacing w:before="20" w:after="20"/>
-            </w:pPr>
-            <w:r>
-              <w:rPr>
-                <w:rFonts w:ascii="Aptos" w:hAnsi="Aptos"/>
-                <w:sz w:val="22"/>
-              </w:rPr>
-              <w:t>14. Ocena grupowa i indywidualna (uwzględniająca wkład).</w:t>
-            </w:r>
-          </w:p>
-          <w:p>
-            <w:pPr>
-              <w:spacing w:before="20" w:after="20"/>
-            </w:pPr>
-            <w:r>
-              <w:rPr>
-                <w:rFonts w:ascii="Aptos" w:hAnsi="Aptos"/>
-                <w:sz w:val="22"/>
-              </w:rPr>
-              <w:t>15. Nie dotyczy.</w:t>
+              <w:t>2. ocena pracy podczas ćwiczenia</w:t>
             </w:r>
           </w:p>
         </w:tc>
@@ -4203,7 +3958,7 @@
                 <w:i w:val="0"/>
                 <w:sz w:val="22"/>
               </w:rPr>
-              <w:t>Wykład z elementami dyskusji,; prezentacja multimedialna,; case study,; wykład zaproszony.; dyskusja,; burza mózgów,; rozwiązywanie zadań,; analiza przypadków,; prezentacje.; Zaliczenie; Kryteria oceny; Studenci tworzą i prezentują projekt planu zarządzania projektem informatycznym, wybranego przez grupę.; Oceniane są: kompletność planu, zastosowanie teorii z wykładów, realizm, innowacyjność, jakość prezentacji.; Ocena grupowa i indywidualna (uwzględniająca wkład).; Nie dotyczy.</w:t>
+              <w:t>prezentacja projektu i dokumentacji; ocena pracy podczas ćwiczenia</w:t>
             </w:r>
           </w:p>
         </w:tc>
@@ -4262,7 +4017,7 @@
                 <w:i w:val="0"/>
                 <w:sz w:val="22"/>
               </w:rPr>
-              <w:t>Wykład z elementami dyskusji,; prezentacja multimedialna,; case study,; wykład zaproszony.; dyskusja,; burza mózgów,; rozwiązywanie zadań,; analiza przypadków,; prezentacje.; Zaliczenie; Kryteria oceny; Studenci tworzą i prezentują projekt planu zarządzania projektem informatycznym, wybranego przez grupę.; Oceniane są: kompletność planu, zastosowanie teorii z wykładów, realizm, innowacyjność, jakość prezentacji.; Ocena grupowa i indywidualna (uwzględniająca wkład).; Nie dotyczy.</w:t>
+              <w:t>prezentacja projektu i dokumentacji; ocena pracy podczas ćwiczenia</w:t>
             </w:r>
           </w:p>
         </w:tc>
@@ -4321,7 +4076,7 @@
                 <w:i w:val="0"/>
                 <w:sz w:val="22"/>
               </w:rPr>
-              <w:t>Wykład z elementami dyskusji,; prezentacja multimedialna,; case study,; wykład zaproszony.; dyskusja,; burza mózgów,; rozwiązywanie zadań,; analiza przypadków,; prezentacje.; Zaliczenie; Kryteria oceny; Studenci tworzą i prezentują projekt planu zarządzania projektem informatycznym, wybranego przez grupę.; Oceniane są: kompletność planu, zastosowanie teorii z wykładów, realizm, innowacyjność, jakość prezentacji.; Ocena grupowa i indywidualna (uwzględniająca wkład).; Nie dotyczy.</w:t>
+              <w:t>prezentacja projektu i dokumentacji; ocena pracy podczas ćwiczenia</w:t>
             </w:r>
           </w:p>
         </w:tc>
@@ -4380,7 +4135,7 @@
                 <w:i w:val="0"/>
                 <w:sz w:val="22"/>
               </w:rPr>
-              <w:t>Wykład z elementami dyskusji,; prezentacja multimedialna,; case study,; wykład zaproszony.; dyskusja,; burza mózgów,; rozwiązywanie zadań,; analiza przypadków,; prezentacje.; Zaliczenie; Kryteria oceny; Studenci tworzą i prezentują projekt planu zarządzania projektem informatycznym, wybranego przez grupę.; Oceniane są: kompletność planu, zastosowanie teorii z wykładów, realizm, innowacyjność, jakość prezentacji.; Ocena grupowa i indywidualna (uwzględniająca wkład).; Nie dotyczy.</w:t>
+              <w:t>prezentacja projektu i dokumentacji; ocena pracy podczas ćwiczenia</w:t>
             </w:r>
           </w:p>
         </w:tc>
@@ -4544,7 +4299,7 @@
                 <w:i w:val="0"/>
                 <w:sz w:val="22"/>
               </w:rPr>
-              <w:t>Wykład z elementami dyskusji,; prezentacja multimedialna,; case study,; wykład zaproszony.; dyskusja,; burza mózgów,; rozwiązywanie zadań,; analiza przypadków,; prezentacje.; Zaliczenie; Kryteria oceny; Studenci tworzą i prezentują projekt planu zarządzania projektem informatycznym, wybranego przez grupę.; Oceniane są: kompletność planu, zastosowanie teorii z wykładów, realizm, innowacyjność, jakość prezentacji.; Ocena grupowa i indywidualna (uwzględniająca wkład).; Nie dotyczy.</w:t>
+              <w:t>prezentacja projektu i dokumentacji; ocena pracy podczas ćwiczenia</w:t>
             </w:r>
           </w:p>
         </w:tc>
@@ -4603,7 +4358,7 @@
                 <w:i w:val="0"/>
                 <w:sz w:val="22"/>
               </w:rPr>
-              <w:t>Wykład z elementami dyskusji,; prezentacja multimedialna,; case study,; wykład zaproszony.; dyskusja,; burza mózgów,; rozwiązywanie zadań,; analiza przypadków,; prezentacje.; Zaliczenie; Kryteria oceny; Studenci tworzą i prezentują projekt planu zarządzania projektem informatycznym, wybranego przez grupę.; Oceniane są: kompletność planu, zastosowanie teorii z wykładów, realizm, innowacyjność, jakość prezentacji.; Ocena grupowa i indywidualna (uwzględniająca wkład).; Nie dotyczy.</w:t>
+              <w:t>prezentacja projektu i dokumentacji; ocena pracy podczas ćwiczenia</w:t>
             </w:r>
           </w:p>
         </w:tc>
@@ -4662,7 +4417,7 @@
                 <w:i w:val="0"/>
                 <w:sz w:val="22"/>
               </w:rPr>
-              <w:t>Wykład z elementami dyskusji,; prezentacja multimedialna,; case study,; wykład zaproszony.; dyskusja,; burza mózgów,; rozwiązywanie zadań,; analiza przypadków,; prezentacje.; Zaliczenie; Kryteria oceny; Studenci tworzą i prezentują projekt planu zarządzania projektem informatycznym, wybranego przez grupę.; Oceniane są: kompletność planu, zastosowanie teorii z wykładów, realizm, innowacyjność, jakość prezentacji.; Ocena grupowa i indywidualna (uwzględniająca wkład).; Nie dotyczy.</w:t>
+              <w:t>prezentacja projektu i dokumentacji; ocena pracy podczas ćwiczenia</w:t>
             </w:r>
           </w:p>
         </w:tc>
@@ -4826,7 +4581,7 @@
                 <w:i w:val="0"/>
                 <w:sz w:val="22"/>
               </w:rPr>
-              <w:t>Wykład z elementami dyskusji,; prezentacja multimedialna,; case study,; wykład zaproszony.; dyskusja,; burza mózgów,; rozwiązywanie zadań,; analiza przypadków,; prezentacje.; Zaliczenie; Kryteria oceny; Studenci tworzą i prezentują projekt planu zarządzania projektem informatycznym, wybranego przez grupę.; Oceniane są: kompletność planu, zastosowanie teorii z wykładów, realizm, innowacyjność, jakość prezentacji.; Ocena grupowa i indywidualna (uwzględniająca wkład).; Nie dotyczy.</w:t>
+              <w:t>prezentacja projektu i dokumentacji; ocena pracy podczas ćwiczenia</w:t>
             </w:r>
           </w:p>
         </w:tc>
@@ -4885,7 +4640,7 @@
                 <w:i w:val="0"/>
                 <w:sz w:val="22"/>
               </w:rPr>
-              <w:t>Wykład z elementami dyskusji,; prezentacja multimedialna,; case study,; wykład zaproszony.; dyskusja,; burza mózgów,; rozwiązywanie zadań,; analiza przypadków,; prezentacje.; Zaliczenie; Kryteria oceny; Studenci tworzą i prezentują projekt planu zarządzania projektem informatycznym, wybranego przez grupę.; Oceniane są: kompletność planu, zastosowanie teorii z wykładów, realizm, innowacyjność, jakość prezentacji.; Ocena grupowa i indywidualna (uwzględniająca wkład).; Nie dotyczy.</w:t>
+              <w:t>prezentacja projektu i dokumentacji; ocena pracy podczas ćwiczenia</w:t>
             </w:r>
           </w:p>
         </w:tc>
@@ -4943,7 +4698,7 @@
                 <w:i w:val="0"/>
                 <w:sz w:val="22"/>
               </w:rPr>
-              <w:t>Wykład z elementami dyskusji,; prezentacja multimedialna,; case study,; wykład zaproszony.; dyskusja,; burza mózgów,; rozwiązywanie zadań,; analiza przypadków,; prezentacje.; Zaliczenie; Kryteria oceny; Studenci tworzą i prezentują projekt planu zarządzania projektem informatycznym, wybranego przez grupę.; Oceniane są: kompletność planu, zastosowanie teorii z wykładów, realizm, innowacyjność, jakość prezentacji.; Ocena grupowa i indywidualna (uwzględniająca wkład).; Nie dotyczy.</w:t>
+              <w:t>prezentacja projektu i dokumentacji; ocena pracy podczas ćwiczenia</w:t>
             </w:r>
           </w:p>
         </w:tc>

--- a/public/assets/files/niestacjonarne/ZPR.docx
+++ b/public/assets/files/niestacjonarne/ZPR.docx
@@ -3958,7 +3958,6 @@
                 <w:i w:val="0"/>
                 <w:sz w:val="22"/>
               </w:rPr>
-              <w:t>prezentacja projektu i dokumentacji; ocena pracy podczas ćwiczenia</w:t>
             </w:r>
           </w:p>
         </w:tc>
@@ -4017,7 +4016,6 @@
                 <w:i w:val="0"/>
                 <w:sz w:val="22"/>
               </w:rPr>
-              <w:t>prezentacja projektu i dokumentacji; ocena pracy podczas ćwiczenia</w:t>
             </w:r>
           </w:p>
         </w:tc>
@@ -4076,7 +4074,6 @@
                 <w:i w:val="0"/>
                 <w:sz w:val="22"/>
               </w:rPr>
-              <w:t>prezentacja projektu i dokumentacji; ocena pracy podczas ćwiczenia</w:t>
             </w:r>
           </w:p>
         </w:tc>
@@ -4135,7 +4132,6 @@
                 <w:i w:val="0"/>
                 <w:sz w:val="22"/>
               </w:rPr>
-              <w:t>prezentacja projektu i dokumentacji; ocena pracy podczas ćwiczenia</w:t>
             </w:r>
           </w:p>
         </w:tc>
@@ -4299,7 +4295,7 @@
                 <w:i w:val="0"/>
                 <w:sz w:val="22"/>
               </w:rPr>
-              <w:t>prezentacja projektu i dokumentacji; ocena pracy podczas ćwiczenia</w:t>
+              <w:t>prezentacja projektu i dokumentacji, ocena pracy podczas ćwiczenia</w:t>
             </w:r>
           </w:p>
         </w:tc>
@@ -4320,7 +4316,7 @@
                 <w:i w:val="0"/>
                 <w:sz w:val="22"/>
               </w:rPr>
-              <w:t>K_U19</w:t>
+              <w:t>K_U26</w:t>
             </w:r>
           </w:p>
         </w:tc>
@@ -4358,7 +4354,7 @@
                 <w:i w:val="0"/>
                 <w:sz w:val="22"/>
               </w:rPr>
-              <w:t>prezentacja projektu i dokumentacji; ocena pracy podczas ćwiczenia</w:t>
+              <w:t>prezentacja projektu i dokumentacji, ocena pracy podczas ćwiczenia</w:t>
             </w:r>
           </w:p>
         </w:tc>
@@ -4417,7 +4413,7 @@
                 <w:i w:val="0"/>
                 <w:sz w:val="22"/>
               </w:rPr>
-              <w:t>prezentacja projektu i dokumentacji; ocena pracy podczas ćwiczenia</w:t>
+              <w:t>prezentacja projektu i dokumentacji, ocena pracy podczas ćwiczenia</w:t>
             </w:r>
           </w:p>
         </w:tc>
@@ -4581,7 +4577,7 @@
                 <w:i w:val="0"/>
                 <w:sz w:val="22"/>
               </w:rPr>
-              <w:t>prezentacja projektu i dokumentacji; ocena pracy podczas ćwiczenia</w:t>
+              <w:t>prezentacja projektu i dokumentacji, ocena pracy podczas ćwiczenia</w:t>
             </w:r>
           </w:p>
         </w:tc>
@@ -4640,7 +4636,7 @@
                 <w:i w:val="0"/>
                 <w:sz w:val="22"/>
               </w:rPr>
-              <w:t>prezentacja projektu i dokumentacji; ocena pracy podczas ćwiczenia</w:t>
+              <w:t>prezentacja projektu i dokumentacji, ocena pracy podczas ćwiczenia</w:t>
             </w:r>
           </w:p>
         </w:tc>
@@ -4661,6 +4657,7 @@
                 <w:i w:val="0"/>
                 <w:sz w:val="22"/>
               </w:rPr>
+              <w:t>K_K08</w:t>
             </w:r>
           </w:p>
         </w:tc>
@@ -4698,7 +4695,7 @@
                 <w:i w:val="0"/>
                 <w:sz w:val="22"/>
               </w:rPr>
-              <w:t>prezentacja projektu i dokumentacji; ocena pracy podczas ćwiczenia</w:t>
+              <w:t>prezentacja projektu i dokumentacji, ocena pracy podczas ćwiczenia</w:t>
             </w:r>
           </w:p>
         </w:tc>

--- a/public/assets/files/niestacjonarne/ZPR.docx
+++ b/public/assets/files/niestacjonarne/ZPR.docx
@@ -1869,14 +1869,13 @@
       </w:tblPr>
       <w:tblGrid>
         <w:gridCol w:w="680"/>
-        <w:gridCol w:w="4536"/>
-        <w:gridCol w:w="4252"/>
+        <w:gridCol w:w="8788"/>
       </w:tblGrid>
       <w:tr>
         <w:tc>
           <w:tcPr>
             <w:tcW w:type="dxa" w:w="9468"/>
-            <w:gridSpan w:val="3"/>
+            <w:gridSpan w:val="2"/>
             <w:shd w:val="clear" w:color="auto" w:fill="D9D9D9"/>
           </w:tcPr>
           <w:p>
@@ -1918,7 +1917,7 @@
         </w:tc>
         <w:tc>
           <w:tcPr>
-            <w:tcW w:type="dxa" w:w="4536"/>
+            <w:tcW w:type="dxa" w:w="8788"/>
             <w:shd w:val="clear" w:color="auto" w:fill="D9D9D9"/>
           </w:tcPr>
           <w:p>
@@ -1932,27 +1931,7 @@
                 <w:i w:val="0"/>
                 <w:sz w:val="16"/>
               </w:rPr>
-              <w:t>Wykład</w:t>
-            </w:r>
-          </w:p>
-        </w:tc>
-        <w:tc>
-          <w:tcPr>
-            <w:tcW w:type="dxa" w:w="4252"/>
-            <w:shd w:val="clear" w:color="auto" w:fill="D9D9D9"/>
-          </w:tcPr>
-          <w:p>
-            <w:pPr>
-              <w:spacing w:before="20" w:after="20"/>
-            </w:pPr>
-            <w:r>
-              <w:rPr>
-                <w:rFonts w:ascii="Aptos" w:hAnsi="Aptos"/>
-                <w:b/>
-                <w:i w:val="0"/>
-                <w:sz w:val="16"/>
-              </w:rPr>
-              <w:t>Ćwiczenia / Laboratorium / Pracownia</w:t>
+              <w:t>Treści programowe</w:t>
             </w:r>
           </w:p>
         </w:tc>
@@ -1979,7 +1958,7 @@
         </w:tc>
         <w:tc>
           <w:tcPr>
-            <w:tcW w:type="dxa" w:w="4536"/>
+            <w:tcW w:type="dxa" w:w="8788"/>
           </w:tcPr>
           <w:p>
             <w:pPr>
@@ -1993,24 +1972,6 @@
                 <w:sz w:val="22"/>
               </w:rPr>
               <w:t>Wprowadzenie do zarządzania projektami IT</w:t>
-            </w:r>
-          </w:p>
-        </w:tc>
-        <w:tc>
-          <w:tcPr>
-            <w:tcW w:type="dxa" w:w="4252"/>
-          </w:tcPr>
-          <w:p>
-            <w:pPr>
-              <w:spacing w:before="20" w:after="20"/>
-            </w:pPr>
-            <w:r>
-              <w:rPr>
-                <w:rFonts w:ascii="Aptos" w:hAnsi="Aptos"/>
-                <w:b w:val="0"/>
-                <w:i w:val="0"/>
-                <w:sz w:val="22"/>
-              </w:rPr>
             </w:r>
           </w:p>
         </w:tc>
@@ -2037,7 +1998,7 @@
         </w:tc>
         <w:tc>
           <w:tcPr>
-            <w:tcW w:type="dxa" w:w="4536"/>
+            <w:tcW w:type="dxa" w:w="8788"/>
           </w:tcPr>
           <w:p>
             <w:pPr>
@@ -2051,24 +2012,6 @@
                 <w:sz w:val="22"/>
               </w:rPr>
               <w:t>Definicje, cele i zakres zarządzania projektami.</w:t>
-            </w:r>
-          </w:p>
-        </w:tc>
-        <w:tc>
-          <w:tcPr>
-            <w:tcW w:type="dxa" w:w="4252"/>
-          </w:tcPr>
-          <w:p>
-            <w:pPr>
-              <w:spacing w:before="20" w:after="20"/>
-            </w:pPr>
-            <w:r>
-              <w:rPr>
-                <w:rFonts w:ascii="Aptos" w:hAnsi="Aptos"/>
-                <w:b w:val="0"/>
-                <w:i w:val="0"/>
-                <w:sz w:val="22"/>
-              </w:rPr>
             </w:r>
           </w:p>
         </w:tc>
@@ -2095,7 +2038,7 @@
         </w:tc>
         <w:tc>
           <w:tcPr>
-            <w:tcW w:type="dxa" w:w="4536"/>
+            <w:tcW w:type="dxa" w:w="8788"/>
           </w:tcPr>
           <w:p>
             <w:pPr>
@@ -2109,24 +2052,6 @@
                 <w:sz w:val="22"/>
               </w:rPr>
               <w:t>Cykl życia projektu IT.</w:t>
-            </w:r>
-          </w:p>
-        </w:tc>
-        <w:tc>
-          <w:tcPr>
-            <w:tcW w:type="dxa" w:w="4252"/>
-          </w:tcPr>
-          <w:p>
-            <w:pPr>
-              <w:spacing w:before="20" w:after="20"/>
-            </w:pPr>
-            <w:r>
-              <w:rPr>
-                <w:rFonts w:ascii="Aptos" w:hAnsi="Aptos"/>
-                <w:b w:val="0"/>
-                <w:i w:val="0"/>
-                <w:sz w:val="22"/>
-              </w:rPr>
             </w:r>
           </w:p>
         </w:tc>
@@ -2153,7 +2078,7 @@
         </w:tc>
         <w:tc>
           <w:tcPr>
-            <w:tcW w:type="dxa" w:w="4536"/>
+            <w:tcW w:type="dxa" w:w="8788"/>
           </w:tcPr>
           <w:p>
             <w:pPr>
@@ -2167,24 +2092,6 @@
                 <w:sz w:val="22"/>
               </w:rPr>
               <w:t>Case study: Denver International Airport Baggage System - analiza błędów i wnioski.</w:t>
-            </w:r>
-          </w:p>
-        </w:tc>
-        <w:tc>
-          <w:tcPr>
-            <w:tcW w:type="dxa" w:w="4252"/>
-          </w:tcPr>
-          <w:p>
-            <w:pPr>
-              <w:spacing w:before="20" w:after="20"/>
-            </w:pPr>
-            <w:r>
-              <w:rPr>
-                <w:rFonts w:ascii="Aptos" w:hAnsi="Aptos"/>
-                <w:b w:val="0"/>
-                <w:i w:val="0"/>
-                <w:sz w:val="22"/>
-              </w:rPr>
             </w:r>
           </w:p>
         </w:tc>
@@ -2211,7 +2118,7 @@
         </w:tc>
         <w:tc>
           <w:tcPr>
-            <w:tcW w:type="dxa" w:w="4536"/>
+            <w:tcW w:type="dxa" w:w="8788"/>
           </w:tcPr>
           <w:p>
             <w:pPr>
@@ -2225,24 +2132,6 @@
                 <w:sz w:val="22"/>
               </w:rPr>
               <w:t>Metodologie zarządzania projektami</w:t>
-            </w:r>
-          </w:p>
-        </w:tc>
-        <w:tc>
-          <w:tcPr>
-            <w:tcW w:type="dxa" w:w="4252"/>
-          </w:tcPr>
-          <w:p>
-            <w:pPr>
-              <w:spacing w:before="20" w:after="20"/>
-            </w:pPr>
-            <w:r>
-              <w:rPr>
-                <w:rFonts w:ascii="Aptos" w:hAnsi="Aptos"/>
-                <w:b w:val="0"/>
-                <w:i w:val="0"/>
-                <w:sz w:val="22"/>
-              </w:rPr>
             </w:r>
           </w:p>
         </w:tc>
@@ -2269,7 +2158,7 @@
         </w:tc>
         <w:tc>
           <w:tcPr>
-            <w:tcW w:type="dxa" w:w="4536"/>
+            <w:tcW w:type="dxa" w:w="8788"/>
           </w:tcPr>
           <w:p>
             <w:pPr>
@@ -2283,24 +2172,6 @@
                 <w:sz w:val="22"/>
               </w:rPr>
               <w:t>Waterfall, Agile, Scrum, Kanban - omówienie, porównanie, zastosowania.</w:t>
-            </w:r>
-          </w:p>
-        </w:tc>
-        <w:tc>
-          <w:tcPr>
-            <w:tcW w:type="dxa" w:w="4252"/>
-          </w:tcPr>
-          <w:p>
-            <w:pPr>
-              <w:spacing w:before="20" w:after="20"/>
-            </w:pPr>
-            <w:r>
-              <w:rPr>
-                <w:rFonts w:ascii="Aptos" w:hAnsi="Aptos"/>
-                <w:b w:val="0"/>
-                <w:i w:val="0"/>
-                <w:sz w:val="22"/>
-              </w:rPr>
             </w:r>
           </w:p>
         </w:tc>
@@ -2327,7 +2198,7 @@
         </w:tc>
         <w:tc>
           <w:tcPr>
-            <w:tcW w:type="dxa" w:w="4536"/>
+            <w:tcW w:type="dxa" w:w="8788"/>
           </w:tcPr>
           <w:p>
             <w:pPr>
@@ -2341,24 +2212,6 @@
                 <w:sz w:val="22"/>
               </w:rPr>
               <w:t>Scrum vs. Scream - rozpoznawanie i unikanie patologii w zarządzaniu.</w:t>
-            </w:r>
-          </w:p>
-        </w:tc>
-        <w:tc>
-          <w:tcPr>
-            <w:tcW w:type="dxa" w:w="4252"/>
-          </w:tcPr>
-          <w:p>
-            <w:pPr>
-              <w:spacing w:before="20" w:after="20"/>
-            </w:pPr>
-            <w:r>
-              <w:rPr>
-                <w:rFonts w:ascii="Aptos" w:hAnsi="Aptos"/>
-                <w:b w:val="0"/>
-                <w:i w:val="0"/>
-                <w:sz w:val="22"/>
-              </w:rPr>
             </w:r>
           </w:p>
         </w:tc>
@@ -2385,7 +2238,7 @@
         </w:tc>
         <w:tc>
           <w:tcPr>
-            <w:tcW w:type="dxa" w:w="4536"/>
+            <w:tcW w:type="dxa" w:w="8788"/>
           </w:tcPr>
           <w:p>
             <w:pPr>
@@ -2399,24 +2252,6 @@
                 <w:sz w:val="22"/>
               </w:rPr>
               <w:t>Motywacja i zarządzanie zespołami IT</w:t>
-            </w:r>
-          </w:p>
-        </w:tc>
-        <w:tc>
-          <w:tcPr>
-            <w:tcW w:type="dxa" w:w="4252"/>
-          </w:tcPr>
-          <w:p>
-            <w:pPr>
-              <w:spacing w:before="20" w:after="20"/>
-            </w:pPr>
-            <w:r>
-              <w:rPr>
-                <w:rFonts w:ascii="Aptos" w:hAnsi="Aptos"/>
-                <w:b w:val="0"/>
-                <w:i w:val="0"/>
-                <w:sz w:val="22"/>
-              </w:rPr>
             </w:r>
           </w:p>
         </w:tc>
@@ -2443,7 +2278,7 @@
         </w:tc>
         <w:tc>
           <w:tcPr>
-            <w:tcW w:type="dxa" w:w="4536"/>
+            <w:tcW w:type="dxa" w:w="8788"/>
           </w:tcPr>
           <w:p>
             <w:pPr>
@@ -2457,24 +2292,6 @@
                 <w:sz w:val="22"/>
               </w:rPr>
               <w:t>Teorie motywacji, rola motywacji wewnętrznej i zewnętrznej.</w:t>
-            </w:r>
-          </w:p>
-        </w:tc>
-        <w:tc>
-          <w:tcPr>
-            <w:tcW w:type="dxa" w:w="4252"/>
-          </w:tcPr>
-          <w:p>
-            <w:pPr>
-              <w:spacing w:before="20" w:after="20"/>
-            </w:pPr>
-            <w:r>
-              <w:rPr>
-                <w:rFonts w:ascii="Aptos" w:hAnsi="Aptos"/>
-                <w:b w:val="0"/>
-                <w:i w:val="0"/>
-                <w:sz w:val="22"/>
-              </w:rPr>
             </w:r>
           </w:p>
         </w:tc>
@@ -2501,7 +2318,7 @@
         </w:tc>
         <w:tc>
           <w:tcPr>
-            <w:tcW w:type="dxa" w:w="4536"/>
+            <w:tcW w:type="dxa" w:w="8788"/>
           </w:tcPr>
           <w:p>
             <w:pPr>
@@ -2515,24 +2332,6 @@
                 <w:sz w:val="22"/>
               </w:rPr>
               <w:t>Algorytmiczne vs. Heurystyczne zadania - wpływ na motywację.</w:t>
-            </w:r>
-          </w:p>
-        </w:tc>
-        <w:tc>
-          <w:tcPr>
-            <w:tcW w:type="dxa" w:w="4252"/>
-          </w:tcPr>
-          <w:p>
-            <w:pPr>
-              <w:spacing w:before="20" w:after="20"/>
-            </w:pPr>
-            <w:r>
-              <w:rPr>
-                <w:rFonts w:ascii="Aptos" w:hAnsi="Aptos"/>
-                <w:b w:val="0"/>
-                <w:i w:val="0"/>
-                <w:sz w:val="22"/>
-              </w:rPr>
             </w:r>
           </w:p>
         </w:tc>
@@ -2559,7 +2358,7 @@
         </w:tc>
         <w:tc>
           <w:tcPr>
-            <w:tcW w:type="dxa" w:w="4536"/>
+            <w:tcW w:type="dxa" w:w="8788"/>
           </w:tcPr>
           <w:p>
             <w:pPr>
@@ -2573,24 +2372,6 @@
                 <w:sz w:val="22"/>
               </w:rPr>
               <w:t>Budowanie efektywnych zespołów, role i odpowiedzialności.</w:t>
-            </w:r>
-          </w:p>
-        </w:tc>
-        <w:tc>
-          <w:tcPr>
-            <w:tcW w:type="dxa" w:w="4252"/>
-          </w:tcPr>
-          <w:p>
-            <w:pPr>
-              <w:spacing w:before="20" w:after="20"/>
-            </w:pPr>
-            <w:r>
-              <w:rPr>
-                <w:rFonts w:ascii="Aptos" w:hAnsi="Aptos"/>
-                <w:b w:val="0"/>
-                <w:i w:val="0"/>
-                <w:sz w:val="22"/>
-              </w:rPr>
             </w:r>
           </w:p>
         </w:tc>
@@ -2617,7 +2398,7 @@
         </w:tc>
         <w:tc>
           <w:tcPr>
-            <w:tcW w:type="dxa" w:w="4536"/>
+            <w:tcW w:type="dxa" w:w="8788"/>
           </w:tcPr>
           <w:p>
             <w:pPr>
@@ -2631,24 +2412,6 @@
                 <w:sz w:val="22"/>
               </w:rPr>
               <w:t>Planowanie projektu</w:t>
-            </w:r>
-          </w:p>
-        </w:tc>
-        <w:tc>
-          <w:tcPr>
-            <w:tcW w:type="dxa" w:w="4252"/>
-          </w:tcPr>
-          <w:p>
-            <w:pPr>
-              <w:spacing w:before="20" w:after="20"/>
-            </w:pPr>
-            <w:r>
-              <w:rPr>
-                <w:rFonts w:ascii="Aptos" w:hAnsi="Aptos"/>
-                <w:b w:val="0"/>
-                <w:i w:val="0"/>
-                <w:sz w:val="22"/>
-              </w:rPr>
             </w:r>
           </w:p>
         </w:tc>
@@ -2675,7 +2438,7 @@
         </w:tc>
         <w:tc>
           <w:tcPr>
-            <w:tcW w:type="dxa" w:w="4536"/>
+            <w:tcW w:type="dxa" w:w="8788"/>
           </w:tcPr>
           <w:p>
             <w:pPr>
@@ -2689,24 +2452,6 @@
                 <w:sz w:val="22"/>
               </w:rPr>
               <w:t>Etapy planowania projektu, analiza sytuacji, SMART goals, WBS.</w:t>
-            </w:r>
-          </w:p>
-        </w:tc>
-        <w:tc>
-          <w:tcPr>
-            <w:tcW w:type="dxa" w:w="4252"/>
-          </w:tcPr>
-          <w:p>
-            <w:pPr>
-              <w:spacing w:before="20" w:after="20"/>
-            </w:pPr>
-            <w:r>
-              <w:rPr>
-                <w:rFonts w:ascii="Aptos" w:hAnsi="Aptos"/>
-                <w:b w:val="0"/>
-                <w:i w:val="0"/>
-                <w:sz w:val="22"/>
-              </w:rPr>
             </w:r>
           </w:p>
         </w:tc>
@@ -2733,7 +2478,7 @@
         </w:tc>
         <w:tc>
           <w:tcPr>
-            <w:tcW w:type="dxa" w:w="4536"/>
+            <w:tcW w:type="dxa" w:w="8788"/>
           </w:tcPr>
           <w:p>
             <w:pPr>
@@ -2747,24 +2492,6 @@
                 <w:sz w:val="22"/>
               </w:rPr>
               <w:t>Identyfikacja i analiza ryzyka.</w:t>
-            </w:r>
-          </w:p>
-        </w:tc>
-        <w:tc>
-          <w:tcPr>
-            <w:tcW w:type="dxa" w:w="4252"/>
-          </w:tcPr>
-          <w:p>
-            <w:pPr>
-              <w:spacing w:before="20" w:after="20"/>
-            </w:pPr>
-            <w:r>
-              <w:rPr>
-                <w:rFonts w:ascii="Aptos" w:hAnsi="Aptos"/>
-                <w:b w:val="0"/>
-                <w:i w:val="0"/>
-                <w:sz w:val="22"/>
-              </w:rPr>
             </w:r>
           </w:p>
         </w:tc>
@@ -2791,7 +2518,7 @@
         </w:tc>
         <w:tc>
           <w:tcPr>
-            <w:tcW w:type="dxa" w:w="4536"/>
+            <w:tcW w:type="dxa" w:w="8788"/>
           </w:tcPr>
           <w:p>
             <w:pPr>
@@ -2805,24 +2532,6 @@
                 <w:sz w:val="22"/>
               </w:rPr>
               <w:t>Case study: Manhattan Project vs. Maginot Line - dobre i złe praktyki planowania.</w:t>
-            </w:r>
-          </w:p>
-        </w:tc>
-        <w:tc>
-          <w:tcPr>
-            <w:tcW w:type="dxa" w:w="4252"/>
-          </w:tcPr>
-          <w:p>
-            <w:pPr>
-              <w:spacing w:before="20" w:after="20"/>
-            </w:pPr>
-            <w:r>
-              <w:rPr>
-                <w:rFonts w:ascii="Aptos" w:hAnsi="Aptos"/>
-                <w:b w:val="0"/>
-                <w:i w:val="0"/>
-                <w:sz w:val="22"/>
-              </w:rPr>
             </w:r>
           </w:p>
         </w:tc>
@@ -2849,7 +2558,7 @@
         </w:tc>
         <w:tc>
           <w:tcPr>
-            <w:tcW w:type="dxa" w:w="4536"/>
+            <w:tcW w:type="dxa" w:w="8788"/>
           </w:tcPr>
           <w:p>
             <w:pPr>
@@ -2863,24 +2572,6 @@
                 <w:sz w:val="22"/>
               </w:rPr>
               <w:t>Ćwiczenia: planowanie projektu z użyciem "Ninja Planning Card".</w:t>
-            </w:r>
-          </w:p>
-        </w:tc>
-        <w:tc>
-          <w:tcPr>
-            <w:tcW w:type="dxa" w:w="4252"/>
-          </w:tcPr>
-          <w:p>
-            <w:pPr>
-              <w:spacing w:before="20" w:after="20"/>
-            </w:pPr>
-            <w:r>
-              <w:rPr>
-                <w:rFonts w:ascii="Aptos" w:hAnsi="Aptos"/>
-                <w:b w:val="0"/>
-                <w:i w:val="0"/>
-                <w:sz w:val="22"/>
-              </w:rPr>
             </w:r>
           </w:p>
         </w:tc>
@@ -2907,7 +2598,7 @@
         </w:tc>
         <w:tc>
           <w:tcPr>
-            <w:tcW w:type="dxa" w:w="4536"/>
+            <w:tcW w:type="dxa" w:w="8788"/>
           </w:tcPr>
           <w:p>
             <w:pPr>
@@ -2921,24 +2612,6 @@
                 <w:sz w:val="22"/>
               </w:rPr>
               <w:t>Realizacja i kontrola projektu</w:t>
-            </w:r>
-          </w:p>
-        </w:tc>
-        <w:tc>
-          <w:tcPr>
-            <w:tcW w:type="dxa" w:w="4252"/>
-          </w:tcPr>
-          <w:p>
-            <w:pPr>
-              <w:spacing w:before="20" w:after="20"/>
-            </w:pPr>
-            <w:r>
-              <w:rPr>
-                <w:rFonts w:ascii="Aptos" w:hAnsi="Aptos"/>
-                <w:b w:val="0"/>
-                <w:i w:val="0"/>
-                <w:sz w:val="22"/>
-              </w:rPr>
             </w:r>
           </w:p>
         </w:tc>
@@ -2965,7 +2638,7 @@
         </w:tc>
         <w:tc>
           <w:tcPr>
-            <w:tcW w:type="dxa" w:w="4536"/>
+            <w:tcW w:type="dxa" w:w="8788"/>
           </w:tcPr>
           <w:p>
             <w:pPr>
@@ -2979,24 +2652,6 @@
                 <w:sz w:val="22"/>
               </w:rPr>
               <w:t>Zarządzanie czasem, budżetem i zasobami.</w:t>
-            </w:r>
-          </w:p>
-        </w:tc>
-        <w:tc>
-          <w:tcPr>
-            <w:tcW w:type="dxa" w:w="4252"/>
-          </w:tcPr>
-          <w:p>
-            <w:pPr>
-              <w:spacing w:before="20" w:after="20"/>
-            </w:pPr>
-            <w:r>
-              <w:rPr>
-                <w:rFonts w:ascii="Aptos" w:hAnsi="Aptos"/>
-                <w:b w:val="0"/>
-                <w:i w:val="0"/>
-                <w:sz w:val="22"/>
-              </w:rPr>
             </w:r>
           </w:p>
         </w:tc>
@@ -3023,7 +2678,7 @@
         </w:tc>
         <w:tc>
           <w:tcPr>
-            <w:tcW w:type="dxa" w:w="4536"/>
+            <w:tcW w:type="dxa" w:w="8788"/>
           </w:tcPr>
           <w:p>
             <w:pPr>
@@ -3037,24 +2692,6 @@
                 <w:sz w:val="22"/>
               </w:rPr>
               <w:t>Monitoring postępów projektu, raportowanie, analiza odchyleń.</w:t>
-            </w:r>
-          </w:p>
-        </w:tc>
-        <w:tc>
-          <w:tcPr>
-            <w:tcW w:type="dxa" w:w="4252"/>
-          </w:tcPr>
-          <w:p>
-            <w:pPr>
-              <w:spacing w:before="20" w:after="20"/>
-            </w:pPr>
-            <w:r>
-              <w:rPr>
-                <w:rFonts w:ascii="Aptos" w:hAnsi="Aptos"/>
-                <w:b w:val="0"/>
-                <w:i w:val="0"/>
-                <w:sz w:val="22"/>
-              </w:rPr>
             </w:r>
           </w:p>
         </w:tc>
@@ -3081,7 +2718,7 @@
         </w:tc>
         <w:tc>
           <w:tcPr>
-            <w:tcW w:type="dxa" w:w="4536"/>
+            <w:tcW w:type="dxa" w:w="8788"/>
           </w:tcPr>
           <w:p>
             <w:pPr>
@@ -3095,24 +2732,6 @@
                 <w:sz w:val="22"/>
               </w:rPr>
               <w:t>Zarządzanie zmianą, kontrola jakości.</w:t>
-            </w:r>
-          </w:p>
-        </w:tc>
-        <w:tc>
-          <w:tcPr>
-            <w:tcW w:type="dxa" w:w="4252"/>
-          </w:tcPr>
-          <w:p>
-            <w:pPr>
-              <w:spacing w:before="20" w:after="20"/>
-            </w:pPr>
-            <w:r>
-              <w:rPr>
-                <w:rFonts w:ascii="Aptos" w:hAnsi="Aptos"/>
-                <w:b w:val="0"/>
-                <w:i w:val="0"/>
-                <w:sz w:val="22"/>
-              </w:rPr>
             </w:r>
           </w:p>
         </w:tc>
@@ -3139,7 +2758,7 @@
         </w:tc>
         <w:tc>
           <w:tcPr>
-            <w:tcW w:type="dxa" w:w="4536"/>
+            <w:tcW w:type="dxa" w:w="8788"/>
           </w:tcPr>
           <w:p>
             <w:pPr>
@@ -3153,24 +2772,6 @@
                 <w:sz w:val="22"/>
               </w:rPr>
               <w:t>Zamykanie projektu</w:t>
-            </w:r>
-          </w:p>
-        </w:tc>
-        <w:tc>
-          <w:tcPr>
-            <w:tcW w:type="dxa" w:w="4252"/>
-          </w:tcPr>
-          <w:p>
-            <w:pPr>
-              <w:spacing w:before="20" w:after="20"/>
-            </w:pPr>
-            <w:r>
-              <w:rPr>
-                <w:rFonts w:ascii="Aptos" w:hAnsi="Aptos"/>
-                <w:b w:val="0"/>
-                <w:i w:val="0"/>
-                <w:sz w:val="22"/>
-              </w:rPr>
             </w:r>
           </w:p>
         </w:tc>
@@ -3197,7 +2798,7 @@
         </w:tc>
         <w:tc>
           <w:tcPr>
-            <w:tcW w:type="dxa" w:w="4536"/>
+            <w:tcW w:type="dxa" w:w="8788"/>
           </w:tcPr>
           <w:p>
             <w:pPr>
@@ -3211,24 +2812,6 @@
                 <w:sz w:val="22"/>
               </w:rPr>
               <w:t>Ocena projektu, dokumentacja, lessons learned.</w:t>
-            </w:r>
-          </w:p>
-        </w:tc>
-        <w:tc>
-          <w:tcPr>
-            <w:tcW w:type="dxa" w:w="4252"/>
-          </w:tcPr>
-          <w:p>
-            <w:pPr>
-              <w:spacing w:before="20" w:after="20"/>
-            </w:pPr>
-            <w:r>
-              <w:rPr>
-                <w:rFonts w:ascii="Aptos" w:hAnsi="Aptos"/>
-                <w:b w:val="0"/>
-                <w:i w:val="0"/>
-                <w:sz w:val="22"/>
-              </w:rPr>
             </w:r>
           </w:p>
         </w:tc>
@@ -3255,7 +2838,7 @@
         </w:tc>
         <w:tc>
           <w:tcPr>
-            <w:tcW w:type="dxa" w:w="4536"/>
+            <w:tcW w:type="dxa" w:w="8788"/>
           </w:tcPr>
           <w:p>
             <w:pPr>
@@ -3269,24 +2852,6 @@
                 <w:sz w:val="22"/>
               </w:rPr>
               <w:t>Prezentacja wyników projektu.</w:t>
-            </w:r>
-          </w:p>
-        </w:tc>
-        <w:tc>
-          <w:tcPr>
-            <w:tcW w:type="dxa" w:w="4252"/>
-          </w:tcPr>
-          <w:p>
-            <w:pPr>
-              <w:spacing w:before="20" w:after="20"/>
-            </w:pPr>
-            <w:r>
-              <w:rPr>
-                <w:rFonts w:ascii="Aptos" w:hAnsi="Aptos"/>
-                <w:b w:val="0"/>
-                <w:i w:val="0"/>
-                <w:sz w:val="22"/>
-              </w:rPr>
             </w:r>
           </w:p>
         </w:tc>
@@ -3313,7 +2878,7 @@
         </w:tc>
         <w:tc>
           <w:tcPr>
-            <w:tcW w:type="dxa" w:w="4536"/>
+            <w:tcW w:type="dxa" w:w="8788"/>
           </w:tcPr>
           <w:p>
             <w:pPr>
@@ -3327,24 +2892,6 @@
                 <w:sz w:val="22"/>
               </w:rPr>
               <w:t>Dodatkowe zagadnienia</w:t>
-            </w:r>
-          </w:p>
-        </w:tc>
-        <w:tc>
-          <w:tcPr>
-            <w:tcW w:type="dxa" w:w="4252"/>
-          </w:tcPr>
-          <w:p>
-            <w:pPr>
-              <w:spacing w:before="20" w:after="20"/>
-            </w:pPr>
-            <w:r>
-              <w:rPr>
-                <w:rFonts w:ascii="Aptos" w:hAnsi="Aptos"/>
-                <w:b w:val="0"/>
-                <w:i w:val="0"/>
-                <w:sz w:val="22"/>
-              </w:rPr>
             </w:r>
           </w:p>
         </w:tc>
@@ -3371,7 +2918,7 @@
         </w:tc>
         <w:tc>
           <w:tcPr>
-            <w:tcW w:type="dxa" w:w="4536"/>
+            <w:tcW w:type="dxa" w:w="8788"/>
           </w:tcPr>
           <w:p>
             <w:pPr>
@@ -3385,24 +2932,6 @@
                 <w:sz w:val="22"/>
               </w:rPr>
               <w:t>PRINCE2, Six Sigma - wprowadzenie.</w:t>
-            </w:r>
-          </w:p>
-        </w:tc>
-        <w:tc>
-          <w:tcPr>
-            <w:tcW w:type="dxa" w:w="4252"/>
-          </w:tcPr>
-          <w:p>
-            <w:pPr>
-              <w:spacing w:before="20" w:after="20"/>
-            </w:pPr>
-            <w:r>
-              <w:rPr>
-                <w:rFonts w:ascii="Aptos" w:hAnsi="Aptos"/>
-                <w:b w:val="0"/>
-                <w:i w:val="0"/>
-                <w:sz w:val="22"/>
-              </w:rPr>
             </w:r>
           </w:p>
         </w:tc>
@@ -3429,7 +2958,7 @@
         </w:tc>
         <w:tc>
           <w:tcPr>
-            <w:tcW w:type="dxa" w:w="4536"/>
+            <w:tcW w:type="dxa" w:w="8788"/>
           </w:tcPr>
           <w:p>
             <w:pPr>
@@ -3443,24 +2972,6 @@
                 <w:sz w:val="22"/>
               </w:rPr>
               <w:t>Teorie X, Y, Z - style zarządzania.</w:t>
-            </w:r>
-          </w:p>
-        </w:tc>
-        <w:tc>
-          <w:tcPr>
-            <w:tcW w:type="dxa" w:w="4252"/>
-          </w:tcPr>
-          <w:p>
-            <w:pPr>
-              <w:spacing w:before="20" w:after="20"/>
-            </w:pPr>
-            <w:r>
-              <w:rPr>
-                <w:rFonts w:ascii="Aptos" w:hAnsi="Aptos"/>
-                <w:b w:val="0"/>
-                <w:i w:val="0"/>
-                <w:sz w:val="22"/>
-              </w:rPr>
             </w:r>
           </w:p>
         </w:tc>
@@ -3487,7 +2998,7 @@
         </w:tc>
         <w:tc>
           <w:tcPr>
-            <w:tcW w:type="dxa" w:w="4536"/>
+            <w:tcW w:type="dxa" w:w="8788"/>
           </w:tcPr>
           <w:p>
             <w:pPr>
@@ -3501,24 +3012,6 @@
                 <w:sz w:val="22"/>
               </w:rPr>
               <w:t>Cargo Cults - unikanie bezmyślnego naśladowania.</w:t>
-            </w:r>
-          </w:p>
-        </w:tc>
-        <w:tc>
-          <w:tcPr>
-            <w:tcW w:type="dxa" w:w="4252"/>
-          </w:tcPr>
-          <w:p>
-            <w:pPr>
-              <w:spacing w:before="20" w:after="20"/>
-            </w:pPr>
-            <w:r>
-              <w:rPr>
-                <w:rFonts w:ascii="Aptos" w:hAnsi="Aptos"/>
-                <w:b w:val="0"/>
-                <w:i w:val="0"/>
-                <w:sz w:val="22"/>
-              </w:rPr>
             </w:r>
           </w:p>
         </w:tc>
@@ -3545,7 +3038,7 @@
         </w:tc>
         <w:tc>
           <w:tcPr>
-            <w:tcW w:type="dxa" w:w="4536"/>
+            <w:tcW w:type="dxa" w:w="8788"/>
           </w:tcPr>
           <w:p>
             <w:pPr>
@@ -3559,24 +3052,6 @@
                 <w:sz w:val="22"/>
               </w:rPr>
               <w:t>Etyka w zarządzaniu projektami IT.</w:t>
-            </w:r>
-          </w:p>
-        </w:tc>
-        <w:tc>
-          <w:tcPr>
-            <w:tcW w:type="dxa" w:w="4252"/>
-          </w:tcPr>
-          <w:p>
-            <w:pPr>
-              <w:spacing w:before="20" w:after="20"/>
-            </w:pPr>
-            <w:r>
-              <w:rPr>
-                <w:rFonts w:ascii="Aptos" w:hAnsi="Aptos"/>
-                <w:b w:val="0"/>
-                <w:i w:val="0"/>
-                <w:sz w:val="22"/>
-              </w:rPr>
             </w:r>
           </w:p>
         </w:tc>
